--- a/Etapa Inicio/Plan de SQA - Kairos - NexTech.docx
+++ b/Etapa Inicio/Plan de SQA - Kairos - NexTech.docx
@@ -984,12 +984,12 @@
             <wp:extent cx="1200150" cy="1200150"/>
             <wp:effectExtent b="0" l="0" r="0" t="0"/>
             <wp:wrapSquare wrapText="bothSides" distB="0" distT="0" distL="114300" distR="114300"/>
-            <wp:docPr descr="psi-negro.png" id="17" name="image2.png"/>
+            <wp:docPr descr="psi-negro.png" id="17" name="image4.png"/>
             <a:graphic>
               <a:graphicData uri="http://schemas.openxmlformats.org/drawingml/2006/picture">
                 <pic:pic>
                   <pic:nvPicPr>
-                    <pic:cNvPr descr="psi-negro.png" id="0" name="image2.png"/>
+                    <pic:cNvPr descr="psi-negro.png" id="0" name="image4.png"/>
                     <pic:cNvPicPr preferRelativeResize="0"/>
                   </pic:nvPicPr>
                   <pic:blipFill>
@@ -1351,12 +1351,12 @@
             <wp:extent cx="1200150" cy="1200150"/>
             <wp:effectExtent b="0" l="0" r="0" t="0"/>
             <wp:wrapSquare wrapText="bothSides" distB="0" distT="0" distL="114300" distR="114300"/>
-            <wp:docPr descr="psi-negro.png" id="14" name="image2.png"/>
+            <wp:docPr descr="psi-negro.png" id="14" name="image4.png"/>
             <a:graphic>
               <a:graphicData uri="http://schemas.openxmlformats.org/drawingml/2006/picture">
                 <pic:pic>
                   <pic:nvPicPr>
-                    <pic:cNvPr descr="psi-negro.png" id="0" name="image2.png"/>
+                    <pic:cNvPr descr="psi-negro.png" id="0" name="image4.png"/>
                     <pic:cNvPicPr preferRelativeResize="0"/>
                   </pic:nvPicPr>
                   <pic:blipFill>
@@ -1443,7 +1443,7 @@
     </w:p>
     <w:sdt>
       <w:sdtPr>
-        <w:id w:val="1104428573"/>
+        <w:id w:val="-97300093"/>
         <w:docPartObj>
           <w:docPartGallery w:val="Table of Contents"/>
           <w:docPartUnique w:val="1"/>
@@ -6785,12 +6785,12 @@
             <wp:extent cx="3914773" cy="366057"/>
             <wp:effectExtent b="0" l="0" r="0" t="0"/>
             <wp:wrapSquare wrapText="bothSides" distB="114300" distT="114300" distL="114300" distR="114300"/>
-            <wp:docPr id="13" name="image4.png"/>
+            <wp:docPr id="13" name="image3.png"/>
             <a:graphic>
               <a:graphicData uri="http://schemas.openxmlformats.org/drawingml/2006/picture">
                 <pic:pic>
                   <pic:nvPicPr>
-                    <pic:cNvPr id="0" name="image4.png"/>
+                    <pic:cNvPr id="0" name="image3.png"/>
                     <pic:cNvPicPr preferRelativeResize="0"/>
                   </pic:nvPicPr>
                   <pic:blipFill>
@@ -11064,12 +11064,12 @@
           <wp:extent cx="425450" cy="666750"/>
           <wp:effectExtent b="0" l="0" r="0" t="0"/>
           <wp:wrapSquare wrapText="bothSides" distB="0" distT="0" distL="114300" distR="114300"/>
-          <wp:docPr descr="UNPA.JPG" id="19" name="image3.jpg"/>
+          <wp:docPr descr="UNPA.JPG" id="19" name="image2.jpg"/>
           <a:graphic>
             <a:graphicData uri="http://schemas.openxmlformats.org/drawingml/2006/picture">
               <pic:pic>
                 <pic:nvPicPr>
-                  <pic:cNvPr descr="UNPA.JPG" id="0" name="image3.jpg"/>
+                  <pic:cNvPr descr="UNPA.JPG" id="0" name="image2.jpg"/>
                   <pic:cNvPicPr preferRelativeResize="0"/>
                 </pic:nvPicPr>
                 <pic:blipFill>

--- a/Etapa Inicio/Plan de SQA - Kairos - NexTech.docx
+++ b/Etapa Inicio/Plan de SQA - Kairos - NexTech.docx
@@ -984,12 +984,12 @@
             <wp:extent cx="1200150" cy="1200150"/>
             <wp:effectExtent b="0" l="0" r="0" t="0"/>
             <wp:wrapSquare wrapText="bothSides" distB="0" distT="0" distL="114300" distR="114300"/>
-            <wp:docPr descr="psi-negro.png" id="17" name="image4.png"/>
+            <wp:docPr descr="psi-negro.png" id="17" name="image2.png"/>
             <a:graphic>
               <a:graphicData uri="http://schemas.openxmlformats.org/drawingml/2006/picture">
                 <pic:pic>
                   <pic:nvPicPr>
-                    <pic:cNvPr descr="psi-negro.png" id="0" name="image4.png"/>
+                    <pic:cNvPr descr="psi-negro.png" id="0" name="image2.png"/>
                     <pic:cNvPicPr preferRelativeResize="0"/>
                   </pic:nvPicPr>
                   <pic:blipFill>
@@ -1039,12 +1039,12 @@
             <wp:extent cx="1774189" cy="2462530"/>
             <wp:effectExtent b="0" l="0" r="0" t="0"/>
             <wp:wrapSquare wrapText="bothSides" distB="0" distT="0" distL="114300" distR="114300"/>
-            <wp:docPr id="20" name="image7.png"/>
+            <wp:docPr id="20" name="image6.png"/>
             <a:graphic>
               <a:graphicData uri="http://schemas.openxmlformats.org/drawingml/2006/picture">
                 <pic:pic>
                   <pic:nvPicPr>
-                    <pic:cNvPr id="0" name="image7.png"/>
+                    <pic:cNvPr id="0" name="image6.png"/>
                     <pic:cNvPicPr preferRelativeResize="0"/>
                   </pic:nvPicPr>
                   <pic:blipFill>
@@ -1351,12 +1351,12 @@
             <wp:extent cx="1200150" cy="1200150"/>
             <wp:effectExtent b="0" l="0" r="0" t="0"/>
             <wp:wrapSquare wrapText="bothSides" distB="0" distT="0" distL="114300" distR="114300"/>
-            <wp:docPr descr="psi-negro.png" id="14" name="image4.png"/>
+            <wp:docPr descr="psi-negro.png" id="14" name="image2.png"/>
             <a:graphic>
               <a:graphicData uri="http://schemas.openxmlformats.org/drawingml/2006/picture">
                 <pic:pic>
                   <pic:nvPicPr>
-                    <pic:cNvPr descr="psi-negro.png" id="0" name="image4.png"/>
+                    <pic:cNvPr descr="psi-negro.png" id="0" name="image2.png"/>
                     <pic:cNvPicPr preferRelativeResize="0"/>
                   </pic:nvPicPr>
                   <pic:blipFill>
@@ -1443,7 +1443,7 @@
     </w:p>
     <w:sdt>
       <w:sdtPr>
-        <w:id w:val="-97300093"/>
+        <w:id w:val="908588489"/>
         <w:docPartObj>
           <w:docPartGallery w:val="Table of Contents"/>
           <w:docPartUnique w:val="1"/>
@@ -6785,12 +6785,12 @@
             <wp:extent cx="3914773" cy="366057"/>
             <wp:effectExtent b="0" l="0" r="0" t="0"/>
             <wp:wrapSquare wrapText="bothSides" distB="114300" distT="114300" distL="114300" distR="114300"/>
-            <wp:docPr id="13" name="image3.png"/>
+            <wp:docPr id="13" name="image4.png"/>
             <a:graphic>
               <a:graphicData uri="http://schemas.openxmlformats.org/drawingml/2006/picture">
                 <pic:pic>
                   <pic:nvPicPr>
-                    <pic:cNvPr id="0" name="image3.png"/>
+                    <pic:cNvPr id="0" name="image4.png"/>
                     <pic:cNvPicPr preferRelativeResize="0"/>
                   </pic:nvPicPr>
                   <pic:blipFill>
@@ -7073,12 +7073,12 @@
             <wp:extent cx="5399730" cy="393700"/>
             <wp:effectExtent b="0" l="0" r="0" t="0"/>
             <wp:wrapSquare wrapText="bothSides" distB="114300" distT="114300" distL="114300" distR="114300"/>
-            <wp:docPr id="18" name="image6.png"/>
+            <wp:docPr id="18" name="image7.png"/>
             <a:graphic>
               <a:graphicData uri="http://schemas.openxmlformats.org/drawingml/2006/picture">
                 <pic:pic>
                   <pic:nvPicPr>
-                    <pic:cNvPr id="0" name="image6.png"/>
+                    <pic:cNvPr id="0" name="image7.png"/>
                     <pic:cNvPicPr preferRelativeResize="0"/>
                   </pic:nvPicPr>
                   <pic:blipFill>
@@ -11064,12 +11064,12 @@
           <wp:extent cx="425450" cy="666750"/>
           <wp:effectExtent b="0" l="0" r="0" t="0"/>
           <wp:wrapSquare wrapText="bothSides" distB="0" distT="0" distL="114300" distR="114300"/>
-          <wp:docPr descr="UNPA.JPG" id="19" name="image2.jpg"/>
+          <wp:docPr descr="UNPA.JPG" id="19" name="image3.jpg"/>
           <a:graphic>
             <a:graphicData uri="http://schemas.openxmlformats.org/drawingml/2006/picture">
               <pic:pic>
                 <pic:nvPicPr>
-                  <pic:cNvPr descr="UNPA.JPG" id="0" name="image2.jpg"/>
+                  <pic:cNvPr descr="UNPA.JPG" id="0" name="image3.jpg"/>
                   <pic:cNvPicPr preferRelativeResize="0"/>
                 </pic:nvPicPr>
                 <pic:blipFill>

--- a/Etapa Inicio/Plan de SQA - Kairos - NexTech.docx
+++ b/Etapa Inicio/Plan de SQA - Kairos - NexTech.docx
@@ -1443,7 +1443,7 @@
     </w:p>
     <w:sdt>
       <w:sdtPr>
-        <w:id w:val="908588489"/>
+        <w:id w:val="-1059014062"/>
         <w:docPartObj>
           <w:docPartGallery w:val="Table of Contents"/>
           <w:docPartUnique w:val="1"/>
@@ -6785,12 +6785,12 @@
             <wp:extent cx="3914773" cy="366057"/>
             <wp:effectExtent b="0" l="0" r="0" t="0"/>
             <wp:wrapSquare wrapText="bothSides" distB="114300" distT="114300" distL="114300" distR="114300"/>
-            <wp:docPr id="13" name="image4.png"/>
+            <wp:docPr id="13" name="image3.png"/>
             <a:graphic>
               <a:graphicData uri="http://schemas.openxmlformats.org/drawingml/2006/picture">
                 <pic:pic>
                   <pic:nvPicPr>
-                    <pic:cNvPr id="0" name="image4.png"/>
+                    <pic:cNvPr id="0" name="image3.png"/>
                     <pic:cNvPicPr preferRelativeResize="0"/>
                   </pic:nvPicPr>
                   <pic:blipFill>
@@ -11019,12 +11019,12 @@
           <wp:extent cx="669290" cy="669290"/>
           <wp:effectExtent b="0" l="0" r="0" t="0"/>
           <wp:wrapSquare wrapText="bothSides" distB="0" distT="0" distL="114300" distR="114300"/>
-          <wp:docPr descr="psi-negro.png" id="15" name="image1.png"/>
+          <wp:docPr descr="psi-negro.png" id="15" name="image4.png"/>
           <a:graphic>
             <a:graphicData uri="http://schemas.openxmlformats.org/drawingml/2006/picture">
               <pic:pic>
                 <pic:nvPicPr>
-                  <pic:cNvPr descr="psi-negro.png" id="0" name="image1.png"/>
+                  <pic:cNvPr descr="psi-negro.png" id="0" name="image4.png"/>
                   <pic:cNvPicPr preferRelativeResize="0"/>
                 </pic:nvPicPr>
                 <pic:blipFill>
@@ -11064,12 +11064,12 @@
           <wp:extent cx="425450" cy="666750"/>
           <wp:effectExtent b="0" l="0" r="0" t="0"/>
           <wp:wrapSquare wrapText="bothSides" distB="0" distT="0" distL="114300" distR="114300"/>
-          <wp:docPr descr="UNPA.JPG" id="19" name="image3.jpg"/>
+          <wp:docPr descr="UNPA.JPG" id="19" name="image1.jpg"/>
           <a:graphic>
             <a:graphicData uri="http://schemas.openxmlformats.org/drawingml/2006/picture">
               <pic:pic>
                 <pic:nvPicPr>
-                  <pic:cNvPr descr="UNPA.JPG" id="0" name="image3.jpg"/>
+                  <pic:cNvPr descr="UNPA.JPG" id="0" name="image1.jpg"/>
                   <pic:cNvPicPr preferRelativeResize="0"/>
                 </pic:nvPicPr>
                 <pic:blipFill>

--- a/Etapa Inicio/Plan de SQA - Kairos - NexTech.docx
+++ b/Etapa Inicio/Plan de SQA - Kairos - NexTech.docx
@@ -984,12 +984,12 @@
             <wp:extent cx="1200150" cy="1200150"/>
             <wp:effectExtent b="0" l="0" r="0" t="0"/>
             <wp:wrapSquare wrapText="bothSides" distB="0" distT="0" distL="114300" distR="114300"/>
-            <wp:docPr descr="psi-negro.png" id="17" name="image2.png"/>
+            <wp:docPr descr="psi-negro.png" id="17" name="image4.png"/>
             <a:graphic>
               <a:graphicData uri="http://schemas.openxmlformats.org/drawingml/2006/picture">
                 <pic:pic>
                   <pic:nvPicPr>
-                    <pic:cNvPr descr="psi-negro.png" id="0" name="image2.png"/>
+                    <pic:cNvPr descr="psi-negro.png" id="0" name="image4.png"/>
                     <pic:cNvPicPr preferRelativeResize="0"/>
                   </pic:nvPicPr>
                   <pic:blipFill>
@@ -1039,12 +1039,12 @@
             <wp:extent cx="1774189" cy="2462530"/>
             <wp:effectExtent b="0" l="0" r="0" t="0"/>
             <wp:wrapSquare wrapText="bothSides" distB="0" distT="0" distL="114300" distR="114300"/>
-            <wp:docPr id="20" name="image6.png"/>
+            <wp:docPr id="20" name="image5.png"/>
             <a:graphic>
               <a:graphicData uri="http://schemas.openxmlformats.org/drawingml/2006/picture">
                 <pic:pic>
                   <pic:nvPicPr>
-                    <pic:cNvPr id="0" name="image6.png"/>
+                    <pic:cNvPr id="0" name="image5.png"/>
                     <pic:cNvPicPr preferRelativeResize="0"/>
                   </pic:nvPicPr>
                   <pic:blipFill>
@@ -1351,12 +1351,12 @@
             <wp:extent cx="1200150" cy="1200150"/>
             <wp:effectExtent b="0" l="0" r="0" t="0"/>
             <wp:wrapSquare wrapText="bothSides" distB="0" distT="0" distL="114300" distR="114300"/>
-            <wp:docPr descr="psi-negro.png" id="14" name="image2.png"/>
+            <wp:docPr descr="psi-negro.png" id="14" name="image4.png"/>
             <a:graphic>
               <a:graphicData uri="http://schemas.openxmlformats.org/drawingml/2006/picture">
                 <pic:pic>
                   <pic:nvPicPr>
-                    <pic:cNvPr descr="psi-negro.png" id="0" name="image2.png"/>
+                    <pic:cNvPr descr="psi-negro.png" id="0" name="image4.png"/>
                     <pic:cNvPicPr preferRelativeResize="0"/>
                   </pic:nvPicPr>
                   <pic:blipFill>
@@ -1443,7 +1443,7 @@
     </w:p>
     <w:sdt>
       <w:sdtPr>
-        <w:id w:val="-1059014062"/>
+        <w:id w:val="-1157774108"/>
         <w:docPartObj>
           <w:docPartGallery w:val="Table of Contents"/>
           <w:docPartUnique w:val="1"/>
@@ -6437,12 +6437,12 @@
             <wp:extent cx="3163253" cy="446100"/>
             <wp:effectExtent b="0" l="0" r="0" t="0"/>
             <wp:wrapSquare wrapText="bothSides" distB="114300" distT="114300" distL="114300" distR="114300"/>
-            <wp:docPr id="16" name="image5.png"/>
+            <wp:docPr id="16" name="image6.png"/>
             <a:graphic>
               <a:graphicData uri="http://schemas.openxmlformats.org/drawingml/2006/picture">
                 <pic:pic>
                   <pic:nvPicPr>
-                    <pic:cNvPr id="0" name="image5.png"/>
+                    <pic:cNvPr id="0" name="image6.png"/>
                     <pic:cNvPicPr preferRelativeResize="0"/>
                   </pic:nvPicPr>
                   <pic:blipFill>
@@ -11019,12 +11019,12 @@
           <wp:extent cx="669290" cy="669290"/>
           <wp:effectExtent b="0" l="0" r="0" t="0"/>
           <wp:wrapSquare wrapText="bothSides" distB="0" distT="0" distL="114300" distR="114300"/>
-          <wp:docPr descr="psi-negro.png" id="15" name="image4.png"/>
+          <wp:docPr descr="psi-negro.png" id="15" name="image1.png"/>
           <a:graphic>
             <a:graphicData uri="http://schemas.openxmlformats.org/drawingml/2006/picture">
               <pic:pic>
                 <pic:nvPicPr>
-                  <pic:cNvPr descr="psi-negro.png" id="0" name="image4.png"/>
+                  <pic:cNvPr descr="psi-negro.png" id="0" name="image1.png"/>
                   <pic:cNvPicPr preferRelativeResize="0"/>
                 </pic:nvPicPr>
                 <pic:blipFill>
@@ -11064,12 +11064,12 @@
           <wp:extent cx="425450" cy="666750"/>
           <wp:effectExtent b="0" l="0" r="0" t="0"/>
           <wp:wrapSquare wrapText="bothSides" distB="0" distT="0" distL="114300" distR="114300"/>
-          <wp:docPr descr="UNPA.JPG" id="19" name="image1.jpg"/>
+          <wp:docPr descr="UNPA.JPG" id="19" name="image2.jpg"/>
           <a:graphic>
             <a:graphicData uri="http://schemas.openxmlformats.org/drawingml/2006/picture">
               <pic:pic>
                 <pic:nvPicPr>
-                  <pic:cNvPr descr="UNPA.JPG" id="0" name="image1.jpg"/>
+                  <pic:cNvPr descr="UNPA.JPG" id="0" name="image2.jpg"/>
                   <pic:cNvPicPr preferRelativeResize="0"/>
                 </pic:nvPicPr>
                 <pic:blipFill>

--- a/Etapa Inicio/Plan de SQA - Kairos - NexTech.docx
+++ b/Etapa Inicio/Plan de SQA - Kairos - NexTech.docx
@@ -984,12 +984,12 @@
             <wp:extent cx="1200150" cy="1200150"/>
             <wp:effectExtent b="0" l="0" r="0" t="0"/>
             <wp:wrapSquare wrapText="bothSides" distB="0" distT="0" distL="114300" distR="114300"/>
-            <wp:docPr descr="psi-negro.png" id="17" name="image4.png"/>
+            <wp:docPr descr="psi-negro.png" id="17" name="image3.png"/>
             <a:graphic>
               <a:graphicData uri="http://schemas.openxmlformats.org/drawingml/2006/picture">
                 <pic:pic>
                   <pic:nvPicPr>
-                    <pic:cNvPr descr="psi-negro.png" id="0" name="image4.png"/>
+                    <pic:cNvPr descr="psi-negro.png" id="0" name="image3.png"/>
                     <pic:cNvPicPr preferRelativeResize="0"/>
                   </pic:nvPicPr>
                   <pic:blipFill>
@@ -1351,12 +1351,12 @@
             <wp:extent cx="1200150" cy="1200150"/>
             <wp:effectExtent b="0" l="0" r="0" t="0"/>
             <wp:wrapSquare wrapText="bothSides" distB="0" distT="0" distL="114300" distR="114300"/>
-            <wp:docPr descr="psi-negro.png" id="14" name="image4.png"/>
+            <wp:docPr descr="psi-negro.png" id="14" name="image3.png"/>
             <a:graphic>
               <a:graphicData uri="http://schemas.openxmlformats.org/drawingml/2006/picture">
                 <pic:pic>
                   <pic:nvPicPr>
-                    <pic:cNvPr descr="psi-negro.png" id="0" name="image4.png"/>
+                    <pic:cNvPr descr="psi-negro.png" id="0" name="image3.png"/>
                     <pic:cNvPicPr preferRelativeResize="0"/>
                   </pic:nvPicPr>
                   <pic:blipFill>
@@ -1443,7 +1443,7 @@
     </w:p>
     <w:sdt>
       <w:sdtPr>
-        <w:id w:val="-1157774108"/>
+        <w:id w:val="630778070"/>
         <w:docPartObj>
           <w:docPartGallery w:val="Table of Contents"/>
           <w:docPartUnique w:val="1"/>
@@ -6437,12 +6437,12 @@
             <wp:extent cx="3163253" cy="446100"/>
             <wp:effectExtent b="0" l="0" r="0" t="0"/>
             <wp:wrapSquare wrapText="bothSides" distB="114300" distT="114300" distL="114300" distR="114300"/>
-            <wp:docPr id="16" name="image6.png"/>
+            <wp:docPr id="16" name="image7.png"/>
             <a:graphic>
               <a:graphicData uri="http://schemas.openxmlformats.org/drawingml/2006/picture">
                 <pic:pic>
                   <pic:nvPicPr>
-                    <pic:cNvPr id="0" name="image6.png"/>
+                    <pic:cNvPr id="0" name="image7.png"/>
                     <pic:cNvPicPr preferRelativeResize="0"/>
                   </pic:nvPicPr>
                   <pic:blipFill>
@@ -6785,12 +6785,12 @@
             <wp:extent cx="3914773" cy="366057"/>
             <wp:effectExtent b="0" l="0" r="0" t="0"/>
             <wp:wrapSquare wrapText="bothSides" distB="114300" distT="114300" distL="114300" distR="114300"/>
-            <wp:docPr id="13" name="image3.png"/>
+            <wp:docPr id="13" name="image6.png"/>
             <a:graphic>
               <a:graphicData uri="http://schemas.openxmlformats.org/drawingml/2006/picture">
                 <pic:pic>
                   <pic:nvPicPr>
-                    <pic:cNvPr id="0" name="image3.png"/>
+                    <pic:cNvPr id="0" name="image6.png"/>
                     <pic:cNvPicPr preferRelativeResize="0"/>
                   </pic:nvPicPr>
                   <pic:blipFill>
@@ -7073,12 +7073,12 @@
             <wp:extent cx="5399730" cy="393700"/>
             <wp:effectExtent b="0" l="0" r="0" t="0"/>
             <wp:wrapSquare wrapText="bothSides" distB="114300" distT="114300" distL="114300" distR="114300"/>
-            <wp:docPr id="18" name="image7.png"/>
+            <wp:docPr id="18" name="image4.png"/>
             <a:graphic>
               <a:graphicData uri="http://schemas.openxmlformats.org/drawingml/2006/picture">
                 <pic:pic>
                   <pic:nvPicPr>
-                    <pic:cNvPr id="0" name="image7.png"/>
+                    <pic:cNvPr id="0" name="image4.png"/>
                     <pic:cNvPicPr preferRelativeResize="0"/>
                   </pic:nvPicPr>
                   <pic:blipFill>
@@ -11019,12 +11019,12 @@
           <wp:extent cx="669290" cy="669290"/>
           <wp:effectExtent b="0" l="0" r="0" t="0"/>
           <wp:wrapSquare wrapText="bothSides" distB="0" distT="0" distL="114300" distR="114300"/>
-          <wp:docPr descr="psi-negro.png" id="15" name="image1.png"/>
+          <wp:docPr descr="psi-negro.png" id="15" name="image2.png"/>
           <a:graphic>
             <a:graphicData uri="http://schemas.openxmlformats.org/drawingml/2006/picture">
               <pic:pic>
                 <pic:nvPicPr>
-                  <pic:cNvPr descr="psi-negro.png" id="0" name="image1.png"/>
+                  <pic:cNvPr descr="psi-negro.png" id="0" name="image2.png"/>
                   <pic:cNvPicPr preferRelativeResize="0"/>
                 </pic:nvPicPr>
                 <pic:blipFill>
@@ -11064,12 +11064,12 @@
           <wp:extent cx="425450" cy="666750"/>
           <wp:effectExtent b="0" l="0" r="0" t="0"/>
           <wp:wrapSquare wrapText="bothSides" distB="0" distT="0" distL="114300" distR="114300"/>
-          <wp:docPr descr="UNPA.JPG" id="19" name="image2.jpg"/>
+          <wp:docPr descr="UNPA.JPG" id="19" name="image1.jpg"/>
           <a:graphic>
             <a:graphicData uri="http://schemas.openxmlformats.org/drawingml/2006/picture">
               <pic:pic>
                 <pic:nvPicPr>
-                  <pic:cNvPr descr="UNPA.JPG" id="0" name="image2.jpg"/>
+                  <pic:cNvPr descr="UNPA.JPG" id="0" name="image1.jpg"/>
                   <pic:cNvPicPr preferRelativeResize="0"/>
                 </pic:nvPicPr>
                 <pic:blipFill>

--- a/Etapa Inicio/Plan de SQA - Kairos - NexTech.docx
+++ b/Etapa Inicio/Plan de SQA - Kairos - NexTech.docx
@@ -984,12 +984,12 @@
             <wp:extent cx="1200150" cy="1200150"/>
             <wp:effectExtent b="0" l="0" r="0" t="0"/>
             <wp:wrapSquare wrapText="bothSides" distB="0" distT="0" distL="114300" distR="114300"/>
-            <wp:docPr descr="psi-negro.png" id="17" name="image3.png"/>
+            <wp:docPr descr="psi-negro.png" id="17" name="image1.png"/>
             <a:graphic>
               <a:graphicData uri="http://schemas.openxmlformats.org/drawingml/2006/picture">
                 <pic:pic>
                   <pic:nvPicPr>
-                    <pic:cNvPr descr="psi-negro.png" id="0" name="image3.png"/>
+                    <pic:cNvPr descr="psi-negro.png" id="0" name="image1.png"/>
                     <pic:cNvPicPr preferRelativeResize="0"/>
                   </pic:nvPicPr>
                   <pic:blipFill>
@@ -1039,12 +1039,12 @@
             <wp:extent cx="1774189" cy="2462530"/>
             <wp:effectExtent b="0" l="0" r="0" t="0"/>
             <wp:wrapSquare wrapText="bothSides" distB="0" distT="0" distL="114300" distR="114300"/>
-            <wp:docPr id="20" name="image5.png"/>
+            <wp:docPr id="20" name="image7.png"/>
             <a:graphic>
               <a:graphicData uri="http://schemas.openxmlformats.org/drawingml/2006/picture">
                 <pic:pic>
                   <pic:nvPicPr>
-                    <pic:cNvPr id="0" name="image5.png"/>
+                    <pic:cNvPr id="0" name="image7.png"/>
                     <pic:cNvPicPr preferRelativeResize="0"/>
                   </pic:nvPicPr>
                   <pic:blipFill>
@@ -1351,12 +1351,12 @@
             <wp:extent cx="1200150" cy="1200150"/>
             <wp:effectExtent b="0" l="0" r="0" t="0"/>
             <wp:wrapSquare wrapText="bothSides" distB="0" distT="0" distL="114300" distR="114300"/>
-            <wp:docPr descr="psi-negro.png" id="14" name="image3.png"/>
+            <wp:docPr descr="psi-negro.png" id="14" name="image1.png"/>
             <a:graphic>
               <a:graphicData uri="http://schemas.openxmlformats.org/drawingml/2006/picture">
                 <pic:pic>
                   <pic:nvPicPr>
-                    <pic:cNvPr descr="psi-negro.png" id="0" name="image3.png"/>
+                    <pic:cNvPr descr="psi-negro.png" id="0" name="image1.png"/>
                     <pic:cNvPicPr preferRelativeResize="0"/>
                   </pic:nvPicPr>
                   <pic:blipFill>
@@ -1443,7 +1443,7 @@
     </w:p>
     <w:sdt>
       <w:sdtPr>
-        <w:id w:val="630778070"/>
+        <w:id w:val="-1399179303"/>
         <w:docPartObj>
           <w:docPartGallery w:val="Table of Contents"/>
           <w:docPartUnique w:val="1"/>
@@ -6437,12 +6437,12 @@
             <wp:extent cx="3163253" cy="446100"/>
             <wp:effectExtent b="0" l="0" r="0" t="0"/>
             <wp:wrapSquare wrapText="bothSides" distB="114300" distT="114300" distL="114300" distR="114300"/>
-            <wp:docPr id="16" name="image7.png"/>
+            <wp:docPr id="16" name="image4.png"/>
             <a:graphic>
               <a:graphicData uri="http://schemas.openxmlformats.org/drawingml/2006/picture">
                 <pic:pic>
                   <pic:nvPicPr>
-                    <pic:cNvPr id="0" name="image7.png"/>
+                    <pic:cNvPr id="0" name="image4.png"/>
                     <pic:cNvPicPr preferRelativeResize="0"/>
                   </pic:nvPicPr>
                   <pic:blipFill>
@@ -6785,12 +6785,12 @@
             <wp:extent cx="3914773" cy="366057"/>
             <wp:effectExtent b="0" l="0" r="0" t="0"/>
             <wp:wrapSquare wrapText="bothSides" distB="114300" distT="114300" distL="114300" distR="114300"/>
-            <wp:docPr id="13" name="image6.png"/>
+            <wp:docPr id="13" name="image5.png"/>
             <a:graphic>
               <a:graphicData uri="http://schemas.openxmlformats.org/drawingml/2006/picture">
                 <pic:pic>
                   <pic:nvPicPr>
-                    <pic:cNvPr id="0" name="image6.png"/>
+                    <pic:cNvPr id="0" name="image5.png"/>
                     <pic:cNvPicPr preferRelativeResize="0"/>
                   </pic:nvPicPr>
                   <pic:blipFill>
@@ -7073,12 +7073,12 @@
             <wp:extent cx="5399730" cy="393700"/>
             <wp:effectExtent b="0" l="0" r="0" t="0"/>
             <wp:wrapSquare wrapText="bothSides" distB="114300" distT="114300" distL="114300" distR="114300"/>
-            <wp:docPr id="18" name="image4.png"/>
+            <wp:docPr id="18" name="image6.png"/>
             <a:graphic>
               <a:graphicData uri="http://schemas.openxmlformats.org/drawingml/2006/picture">
                 <pic:pic>
                   <pic:nvPicPr>
-                    <pic:cNvPr id="0" name="image4.png"/>
+                    <pic:cNvPr id="0" name="image6.png"/>
                     <pic:cNvPicPr preferRelativeResize="0"/>
                   </pic:nvPicPr>
                   <pic:blipFill>
@@ -11019,12 +11019,12 @@
           <wp:extent cx="669290" cy="669290"/>
           <wp:effectExtent b="0" l="0" r="0" t="0"/>
           <wp:wrapSquare wrapText="bothSides" distB="0" distT="0" distL="114300" distR="114300"/>
-          <wp:docPr descr="psi-negro.png" id="15" name="image2.png"/>
+          <wp:docPr descr="psi-negro.png" id="15" name="image3.png"/>
           <a:graphic>
             <a:graphicData uri="http://schemas.openxmlformats.org/drawingml/2006/picture">
               <pic:pic>
                 <pic:nvPicPr>
-                  <pic:cNvPr descr="psi-negro.png" id="0" name="image2.png"/>
+                  <pic:cNvPr descr="psi-negro.png" id="0" name="image3.png"/>
                   <pic:cNvPicPr preferRelativeResize="0"/>
                 </pic:nvPicPr>
                 <pic:blipFill>
@@ -11064,12 +11064,12 @@
           <wp:extent cx="425450" cy="666750"/>
           <wp:effectExtent b="0" l="0" r="0" t="0"/>
           <wp:wrapSquare wrapText="bothSides" distB="0" distT="0" distL="114300" distR="114300"/>
-          <wp:docPr descr="UNPA.JPG" id="19" name="image1.jpg"/>
+          <wp:docPr descr="UNPA.JPG" id="19" name="image2.jpg"/>
           <a:graphic>
             <a:graphicData uri="http://schemas.openxmlformats.org/drawingml/2006/picture">
               <pic:pic>
                 <pic:nvPicPr>
-                  <pic:cNvPr descr="UNPA.JPG" id="0" name="image1.jpg"/>
+                  <pic:cNvPr descr="UNPA.JPG" id="0" name="image2.jpg"/>
                   <pic:cNvPicPr preferRelativeResize="0"/>
                 </pic:nvPicPr>
                 <pic:blipFill>

--- a/Etapa Inicio/Plan de SQA - Kairos - NexTech.docx
+++ b/Etapa Inicio/Plan de SQA - Kairos - NexTech.docx
@@ -1039,12 +1039,12 @@
             <wp:extent cx="1774189" cy="2462530"/>
             <wp:effectExtent b="0" l="0" r="0" t="0"/>
             <wp:wrapSquare wrapText="bothSides" distB="0" distT="0" distL="114300" distR="114300"/>
-            <wp:docPr id="20" name="image7.png"/>
+            <wp:docPr id="20" name="image5.png"/>
             <a:graphic>
               <a:graphicData uri="http://schemas.openxmlformats.org/drawingml/2006/picture">
                 <pic:pic>
                   <pic:nvPicPr>
-                    <pic:cNvPr id="0" name="image7.png"/>
+                    <pic:cNvPr id="0" name="image5.png"/>
                     <pic:cNvPicPr preferRelativeResize="0"/>
                   </pic:nvPicPr>
                   <pic:blipFill>
@@ -1443,7 +1443,7 @@
     </w:p>
     <w:sdt>
       <w:sdtPr>
-        <w:id w:val="-1399179303"/>
+        <w:id w:val="-506168009"/>
         <w:docPartObj>
           <w:docPartGallery w:val="Table of Contents"/>
           <w:docPartUnique w:val="1"/>
@@ -6437,12 +6437,12 @@
             <wp:extent cx="3163253" cy="446100"/>
             <wp:effectExtent b="0" l="0" r="0" t="0"/>
             <wp:wrapSquare wrapText="bothSides" distB="114300" distT="114300" distL="114300" distR="114300"/>
-            <wp:docPr id="16" name="image4.png"/>
+            <wp:docPr id="16" name="image6.png"/>
             <a:graphic>
               <a:graphicData uri="http://schemas.openxmlformats.org/drawingml/2006/picture">
                 <pic:pic>
                   <pic:nvPicPr>
-                    <pic:cNvPr id="0" name="image4.png"/>
+                    <pic:cNvPr id="0" name="image6.png"/>
                     <pic:cNvPicPr preferRelativeResize="0"/>
                   </pic:nvPicPr>
                   <pic:blipFill>
@@ -6785,12 +6785,12 @@
             <wp:extent cx="3914773" cy="366057"/>
             <wp:effectExtent b="0" l="0" r="0" t="0"/>
             <wp:wrapSquare wrapText="bothSides" distB="114300" distT="114300" distL="114300" distR="114300"/>
-            <wp:docPr id="13" name="image5.png"/>
+            <wp:docPr id="13" name="image2.png"/>
             <a:graphic>
               <a:graphicData uri="http://schemas.openxmlformats.org/drawingml/2006/picture">
                 <pic:pic>
                   <pic:nvPicPr>
-                    <pic:cNvPr id="0" name="image5.png"/>
+                    <pic:cNvPr id="0" name="image2.png"/>
                     <pic:cNvPicPr preferRelativeResize="0"/>
                   </pic:nvPicPr>
                   <pic:blipFill>
@@ -7073,12 +7073,12 @@
             <wp:extent cx="5399730" cy="393700"/>
             <wp:effectExtent b="0" l="0" r="0" t="0"/>
             <wp:wrapSquare wrapText="bothSides" distB="114300" distT="114300" distL="114300" distR="114300"/>
-            <wp:docPr id="18" name="image6.png"/>
+            <wp:docPr id="18" name="image7.png"/>
             <a:graphic>
               <a:graphicData uri="http://schemas.openxmlformats.org/drawingml/2006/picture">
                 <pic:pic>
                   <pic:nvPicPr>
-                    <pic:cNvPr id="0" name="image6.png"/>
+                    <pic:cNvPr id="0" name="image7.png"/>
                     <pic:cNvPicPr preferRelativeResize="0"/>
                   </pic:nvPicPr>
                   <pic:blipFill>
@@ -11064,12 +11064,12 @@
           <wp:extent cx="425450" cy="666750"/>
           <wp:effectExtent b="0" l="0" r="0" t="0"/>
           <wp:wrapSquare wrapText="bothSides" distB="0" distT="0" distL="114300" distR="114300"/>
-          <wp:docPr descr="UNPA.JPG" id="19" name="image2.jpg"/>
+          <wp:docPr descr="UNPA.JPG" id="19" name="image4.jpg"/>
           <a:graphic>
             <a:graphicData uri="http://schemas.openxmlformats.org/drawingml/2006/picture">
               <pic:pic>
                 <pic:nvPicPr>
-                  <pic:cNvPr descr="UNPA.JPG" id="0" name="image2.jpg"/>
+                  <pic:cNvPr descr="UNPA.JPG" id="0" name="image4.jpg"/>
                   <pic:cNvPicPr preferRelativeResize="0"/>
                 </pic:nvPicPr>
                 <pic:blipFill>

--- a/Etapa Inicio/Plan de SQA - Kairos - NexTech.docx
+++ b/Etapa Inicio/Plan de SQA - Kairos - NexTech.docx
@@ -984,12 +984,12 @@
             <wp:extent cx="1200150" cy="1200150"/>
             <wp:effectExtent b="0" l="0" r="0" t="0"/>
             <wp:wrapSquare wrapText="bothSides" distB="0" distT="0" distL="114300" distR="114300"/>
-            <wp:docPr descr="psi-negro.png" id="17" name="image1.png"/>
+            <wp:docPr descr="psi-negro.png" id="17" name="image3.png"/>
             <a:graphic>
               <a:graphicData uri="http://schemas.openxmlformats.org/drawingml/2006/picture">
                 <pic:pic>
                   <pic:nvPicPr>
-                    <pic:cNvPr descr="psi-negro.png" id="0" name="image1.png"/>
+                    <pic:cNvPr descr="psi-negro.png" id="0" name="image3.png"/>
                     <pic:cNvPicPr preferRelativeResize="0"/>
                   </pic:nvPicPr>
                   <pic:blipFill>
@@ -1039,12 +1039,12 @@
             <wp:extent cx="1774189" cy="2462530"/>
             <wp:effectExtent b="0" l="0" r="0" t="0"/>
             <wp:wrapSquare wrapText="bothSides" distB="0" distT="0" distL="114300" distR="114300"/>
-            <wp:docPr id="20" name="image5.png"/>
+            <wp:docPr id="20" name="image6.png"/>
             <a:graphic>
               <a:graphicData uri="http://schemas.openxmlformats.org/drawingml/2006/picture">
                 <pic:pic>
                   <pic:nvPicPr>
-                    <pic:cNvPr id="0" name="image5.png"/>
+                    <pic:cNvPr id="0" name="image6.png"/>
                     <pic:cNvPicPr preferRelativeResize="0"/>
                   </pic:nvPicPr>
                   <pic:blipFill>
@@ -1351,12 +1351,12 @@
             <wp:extent cx="1200150" cy="1200150"/>
             <wp:effectExtent b="0" l="0" r="0" t="0"/>
             <wp:wrapSquare wrapText="bothSides" distB="0" distT="0" distL="114300" distR="114300"/>
-            <wp:docPr descr="psi-negro.png" id="14" name="image1.png"/>
+            <wp:docPr descr="psi-negro.png" id="14" name="image3.png"/>
             <a:graphic>
               <a:graphicData uri="http://schemas.openxmlformats.org/drawingml/2006/picture">
                 <pic:pic>
                   <pic:nvPicPr>
-                    <pic:cNvPr descr="psi-negro.png" id="0" name="image1.png"/>
+                    <pic:cNvPr descr="psi-negro.png" id="0" name="image3.png"/>
                     <pic:cNvPicPr preferRelativeResize="0"/>
                   </pic:nvPicPr>
                   <pic:blipFill>
@@ -1443,7 +1443,7 @@
     </w:p>
     <w:sdt>
       <w:sdtPr>
-        <w:id w:val="-506168009"/>
+        <w:id w:val="-1331145137"/>
         <w:docPartObj>
           <w:docPartGallery w:val="Table of Contents"/>
           <w:docPartUnique w:val="1"/>
@@ -6437,12 +6437,12 @@
             <wp:extent cx="3163253" cy="446100"/>
             <wp:effectExtent b="0" l="0" r="0" t="0"/>
             <wp:wrapSquare wrapText="bothSides" distB="114300" distT="114300" distL="114300" distR="114300"/>
-            <wp:docPr id="16" name="image6.png"/>
+            <wp:docPr id="16" name="image7.png"/>
             <a:graphic>
               <a:graphicData uri="http://schemas.openxmlformats.org/drawingml/2006/picture">
                 <pic:pic>
                   <pic:nvPicPr>
-                    <pic:cNvPr id="0" name="image6.png"/>
+                    <pic:cNvPr id="0" name="image7.png"/>
                     <pic:cNvPicPr preferRelativeResize="0"/>
                   </pic:nvPicPr>
                   <pic:blipFill>
@@ -6785,12 +6785,12 @@
             <wp:extent cx="3914773" cy="366057"/>
             <wp:effectExtent b="0" l="0" r="0" t="0"/>
             <wp:wrapSquare wrapText="bothSides" distB="114300" distT="114300" distL="114300" distR="114300"/>
-            <wp:docPr id="13" name="image2.png"/>
+            <wp:docPr id="13" name="image4.png"/>
             <a:graphic>
               <a:graphicData uri="http://schemas.openxmlformats.org/drawingml/2006/picture">
                 <pic:pic>
                   <pic:nvPicPr>
-                    <pic:cNvPr id="0" name="image2.png"/>
+                    <pic:cNvPr id="0" name="image4.png"/>
                     <pic:cNvPicPr preferRelativeResize="0"/>
                   </pic:nvPicPr>
                   <pic:blipFill>
@@ -7073,12 +7073,12 @@
             <wp:extent cx="5399730" cy="393700"/>
             <wp:effectExtent b="0" l="0" r="0" t="0"/>
             <wp:wrapSquare wrapText="bothSides" distB="114300" distT="114300" distL="114300" distR="114300"/>
-            <wp:docPr id="18" name="image7.png"/>
+            <wp:docPr id="18" name="image5.png"/>
             <a:graphic>
               <a:graphicData uri="http://schemas.openxmlformats.org/drawingml/2006/picture">
                 <pic:pic>
                   <pic:nvPicPr>
-                    <pic:cNvPr id="0" name="image7.png"/>
+                    <pic:cNvPr id="0" name="image5.png"/>
                     <pic:cNvPicPr preferRelativeResize="0"/>
                   </pic:nvPicPr>
                   <pic:blipFill>
@@ -11019,12 +11019,12 @@
           <wp:extent cx="669290" cy="669290"/>
           <wp:effectExtent b="0" l="0" r="0" t="0"/>
           <wp:wrapSquare wrapText="bothSides" distB="0" distT="0" distL="114300" distR="114300"/>
-          <wp:docPr descr="psi-negro.png" id="15" name="image3.png"/>
+          <wp:docPr descr="psi-negro.png" id="15" name="image1.png"/>
           <a:graphic>
             <a:graphicData uri="http://schemas.openxmlformats.org/drawingml/2006/picture">
               <pic:pic>
                 <pic:nvPicPr>
-                  <pic:cNvPr descr="psi-negro.png" id="0" name="image3.png"/>
+                  <pic:cNvPr descr="psi-negro.png" id="0" name="image1.png"/>
                   <pic:cNvPicPr preferRelativeResize="0"/>
                 </pic:nvPicPr>
                 <pic:blipFill>
@@ -11064,12 +11064,12 @@
           <wp:extent cx="425450" cy="666750"/>
           <wp:effectExtent b="0" l="0" r="0" t="0"/>
           <wp:wrapSquare wrapText="bothSides" distB="0" distT="0" distL="114300" distR="114300"/>
-          <wp:docPr descr="UNPA.JPG" id="19" name="image4.jpg"/>
+          <wp:docPr descr="UNPA.JPG" id="19" name="image2.jpg"/>
           <a:graphic>
             <a:graphicData uri="http://schemas.openxmlformats.org/drawingml/2006/picture">
               <pic:pic>
                 <pic:nvPicPr>
-                  <pic:cNvPr descr="UNPA.JPG" id="0" name="image4.jpg"/>
+                  <pic:cNvPr descr="UNPA.JPG" id="0" name="image2.jpg"/>
                   <pic:cNvPicPr preferRelativeResize="0"/>
                 </pic:nvPicPr>
                 <pic:blipFill>

--- a/Etapa Inicio/Plan de SQA - Kairos - NexTech.docx
+++ b/Etapa Inicio/Plan de SQA - Kairos - NexTech.docx
@@ -984,12 +984,12 @@
             <wp:extent cx="1200150" cy="1200150"/>
             <wp:effectExtent b="0" l="0" r="0" t="0"/>
             <wp:wrapSquare wrapText="bothSides" distB="0" distT="0" distL="114300" distR="114300"/>
-            <wp:docPr descr="psi-negro.png" id="17" name="image3.png"/>
+            <wp:docPr descr="psi-negro.png" id="17" name="image1.png"/>
             <a:graphic>
               <a:graphicData uri="http://schemas.openxmlformats.org/drawingml/2006/picture">
                 <pic:pic>
                   <pic:nvPicPr>
-                    <pic:cNvPr descr="psi-negro.png" id="0" name="image3.png"/>
+                    <pic:cNvPr descr="psi-negro.png" id="0" name="image1.png"/>
                     <pic:cNvPicPr preferRelativeResize="0"/>
                   </pic:nvPicPr>
                   <pic:blipFill>
@@ -1351,12 +1351,12 @@
             <wp:extent cx="1200150" cy="1200150"/>
             <wp:effectExtent b="0" l="0" r="0" t="0"/>
             <wp:wrapSquare wrapText="bothSides" distB="0" distT="0" distL="114300" distR="114300"/>
-            <wp:docPr descr="psi-negro.png" id="14" name="image3.png"/>
+            <wp:docPr descr="psi-negro.png" id="14" name="image1.png"/>
             <a:graphic>
               <a:graphicData uri="http://schemas.openxmlformats.org/drawingml/2006/picture">
                 <pic:pic>
                   <pic:nvPicPr>
-                    <pic:cNvPr descr="psi-negro.png" id="0" name="image3.png"/>
+                    <pic:cNvPr descr="psi-negro.png" id="0" name="image1.png"/>
                     <pic:cNvPicPr preferRelativeResize="0"/>
                   </pic:nvPicPr>
                   <pic:blipFill>
@@ -1443,7 +1443,7 @@
     </w:p>
     <w:sdt>
       <w:sdtPr>
-        <w:id w:val="-1331145137"/>
+        <w:id w:val="-1383021442"/>
         <w:docPartObj>
           <w:docPartGallery w:val="Table of Contents"/>
           <w:docPartUnique w:val="1"/>
@@ -6437,12 +6437,12 @@
             <wp:extent cx="3163253" cy="446100"/>
             <wp:effectExtent b="0" l="0" r="0" t="0"/>
             <wp:wrapSquare wrapText="bothSides" distB="114300" distT="114300" distL="114300" distR="114300"/>
-            <wp:docPr id="16" name="image7.png"/>
+            <wp:docPr id="16" name="image3.png"/>
             <a:graphic>
               <a:graphicData uri="http://schemas.openxmlformats.org/drawingml/2006/picture">
                 <pic:pic>
                   <pic:nvPicPr>
-                    <pic:cNvPr id="0" name="image7.png"/>
+                    <pic:cNvPr id="0" name="image3.png"/>
                     <pic:cNvPicPr preferRelativeResize="0"/>
                   </pic:nvPicPr>
                   <pic:blipFill>
@@ -6785,12 +6785,12 @@
             <wp:extent cx="3914773" cy="366057"/>
             <wp:effectExtent b="0" l="0" r="0" t="0"/>
             <wp:wrapSquare wrapText="bothSides" distB="114300" distT="114300" distL="114300" distR="114300"/>
-            <wp:docPr id="13" name="image4.png"/>
+            <wp:docPr id="13" name="image5.png"/>
             <a:graphic>
               <a:graphicData uri="http://schemas.openxmlformats.org/drawingml/2006/picture">
                 <pic:pic>
                   <pic:nvPicPr>
-                    <pic:cNvPr id="0" name="image4.png"/>
+                    <pic:cNvPr id="0" name="image5.png"/>
                     <pic:cNvPicPr preferRelativeResize="0"/>
                   </pic:nvPicPr>
                   <pic:blipFill>
@@ -7073,12 +7073,12 @@
             <wp:extent cx="5399730" cy="393700"/>
             <wp:effectExtent b="0" l="0" r="0" t="0"/>
             <wp:wrapSquare wrapText="bothSides" distB="114300" distT="114300" distL="114300" distR="114300"/>
-            <wp:docPr id="18" name="image5.png"/>
+            <wp:docPr id="18" name="image7.png"/>
             <a:graphic>
               <a:graphicData uri="http://schemas.openxmlformats.org/drawingml/2006/picture">
                 <pic:pic>
                   <pic:nvPicPr>
-                    <pic:cNvPr id="0" name="image5.png"/>
+                    <pic:cNvPr id="0" name="image7.png"/>
                     <pic:cNvPicPr preferRelativeResize="0"/>
                   </pic:nvPicPr>
                   <pic:blipFill>
@@ -11019,12 +11019,12 @@
           <wp:extent cx="669290" cy="669290"/>
           <wp:effectExtent b="0" l="0" r="0" t="0"/>
           <wp:wrapSquare wrapText="bothSides" distB="0" distT="0" distL="114300" distR="114300"/>
-          <wp:docPr descr="psi-negro.png" id="15" name="image1.png"/>
+          <wp:docPr descr="psi-negro.png" id="15" name="image4.png"/>
           <a:graphic>
             <a:graphicData uri="http://schemas.openxmlformats.org/drawingml/2006/picture">
               <pic:pic>
                 <pic:nvPicPr>
-                  <pic:cNvPr descr="psi-negro.png" id="0" name="image1.png"/>
+                  <pic:cNvPr descr="psi-negro.png" id="0" name="image4.png"/>
                   <pic:cNvPicPr preferRelativeResize="0"/>
                 </pic:nvPicPr>
                 <pic:blipFill>

--- a/Etapa Inicio/Plan de SQA - Kairos - NexTech.docx
+++ b/Etapa Inicio/Plan de SQA - Kairos - NexTech.docx
@@ -984,12 +984,12 @@
             <wp:extent cx="1200150" cy="1200150"/>
             <wp:effectExtent b="0" l="0" r="0" t="0"/>
             <wp:wrapSquare wrapText="bothSides" distB="0" distT="0" distL="114300" distR="114300"/>
-            <wp:docPr descr="psi-negro.png" id="17" name="image1.png"/>
+            <wp:docPr descr="psi-negro.png" id="17" name="image2.png"/>
             <a:graphic>
               <a:graphicData uri="http://schemas.openxmlformats.org/drawingml/2006/picture">
                 <pic:pic>
                   <pic:nvPicPr>
-                    <pic:cNvPr descr="psi-negro.png" id="0" name="image1.png"/>
+                    <pic:cNvPr descr="psi-negro.png" id="0" name="image2.png"/>
                     <pic:cNvPicPr preferRelativeResize="0"/>
                   </pic:nvPicPr>
                   <pic:blipFill>
@@ -1039,12 +1039,12 @@
             <wp:extent cx="1774189" cy="2462530"/>
             <wp:effectExtent b="0" l="0" r="0" t="0"/>
             <wp:wrapSquare wrapText="bothSides" distB="0" distT="0" distL="114300" distR="114300"/>
-            <wp:docPr id="20" name="image6.png"/>
+            <wp:docPr id="20" name="image5.png"/>
             <a:graphic>
               <a:graphicData uri="http://schemas.openxmlformats.org/drawingml/2006/picture">
                 <pic:pic>
                   <pic:nvPicPr>
-                    <pic:cNvPr id="0" name="image6.png"/>
+                    <pic:cNvPr id="0" name="image5.png"/>
                     <pic:cNvPicPr preferRelativeResize="0"/>
                   </pic:nvPicPr>
                   <pic:blipFill>
@@ -1351,12 +1351,12 @@
             <wp:extent cx="1200150" cy="1200150"/>
             <wp:effectExtent b="0" l="0" r="0" t="0"/>
             <wp:wrapSquare wrapText="bothSides" distB="0" distT="0" distL="114300" distR="114300"/>
-            <wp:docPr descr="psi-negro.png" id="14" name="image1.png"/>
+            <wp:docPr descr="psi-negro.png" id="14" name="image2.png"/>
             <a:graphic>
               <a:graphicData uri="http://schemas.openxmlformats.org/drawingml/2006/picture">
                 <pic:pic>
                   <pic:nvPicPr>
-                    <pic:cNvPr descr="psi-negro.png" id="0" name="image1.png"/>
+                    <pic:cNvPr descr="psi-negro.png" id="0" name="image2.png"/>
                     <pic:cNvPicPr preferRelativeResize="0"/>
                   </pic:nvPicPr>
                   <pic:blipFill>
@@ -1443,7 +1443,7 @@
     </w:p>
     <w:sdt>
       <w:sdtPr>
-        <w:id w:val="-1383021442"/>
+        <w:id w:val="-790225248"/>
         <w:docPartObj>
           <w:docPartGallery w:val="Table of Contents"/>
           <w:docPartUnique w:val="1"/>
@@ -6437,12 +6437,12 @@
             <wp:extent cx="3163253" cy="446100"/>
             <wp:effectExtent b="0" l="0" r="0" t="0"/>
             <wp:wrapSquare wrapText="bothSides" distB="114300" distT="114300" distL="114300" distR="114300"/>
-            <wp:docPr id="16" name="image3.png"/>
+            <wp:docPr id="16" name="image4.png"/>
             <a:graphic>
               <a:graphicData uri="http://schemas.openxmlformats.org/drawingml/2006/picture">
                 <pic:pic>
                   <pic:nvPicPr>
-                    <pic:cNvPr id="0" name="image3.png"/>
+                    <pic:cNvPr id="0" name="image4.png"/>
                     <pic:cNvPicPr preferRelativeResize="0"/>
                   </pic:nvPicPr>
                   <pic:blipFill>
@@ -6785,12 +6785,12 @@
             <wp:extent cx="3914773" cy="366057"/>
             <wp:effectExtent b="0" l="0" r="0" t="0"/>
             <wp:wrapSquare wrapText="bothSides" distB="114300" distT="114300" distL="114300" distR="114300"/>
-            <wp:docPr id="13" name="image5.png"/>
+            <wp:docPr id="13" name="image6.png"/>
             <a:graphic>
               <a:graphicData uri="http://schemas.openxmlformats.org/drawingml/2006/picture">
                 <pic:pic>
                   <pic:nvPicPr>
-                    <pic:cNvPr id="0" name="image5.png"/>
+                    <pic:cNvPr id="0" name="image6.png"/>
                     <pic:cNvPicPr preferRelativeResize="0"/>
                   </pic:nvPicPr>
                   <pic:blipFill>
@@ -11019,12 +11019,12 @@
           <wp:extent cx="669290" cy="669290"/>
           <wp:effectExtent b="0" l="0" r="0" t="0"/>
           <wp:wrapSquare wrapText="bothSides" distB="0" distT="0" distL="114300" distR="114300"/>
-          <wp:docPr descr="psi-negro.png" id="15" name="image4.png"/>
+          <wp:docPr descr="psi-negro.png" id="15" name="image1.png"/>
           <a:graphic>
             <a:graphicData uri="http://schemas.openxmlformats.org/drawingml/2006/picture">
               <pic:pic>
                 <pic:nvPicPr>
-                  <pic:cNvPr descr="psi-negro.png" id="0" name="image4.png"/>
+                  <pic:cNvPr descr="psi-negro.png" id="0" name="image1.png"/>
                   <pic:cNvPicPr preferRelativeResize="0"/>
                 </pic:nvPicPr>
                 <pic:blipFill>
@@ -11064,12 +11064,12 @@
           <wp:extent cx="425450" cy="666750"/>
           <wp:effectExtent b="0" l="0" r="0" t="0"/>
           <wp:wrapSquare wrapText="bothSides" distB="0" distT="0" distL="114300" distR="114300"/>
-          <wp:docPr descr="UNPA.JPG" id="19" name="image2.jpg"/>
+          <wp:docPr descr="UNPA.JPG" id="19" name="image3.jpg"/>
           <a:graphic>
             <a:graphicData uri="http://schemas.openxmlformats.org/drawingml/2006/picture">
               <pic:pic>
                 <pic:nvPicPr>
-                  <pic:cNvPr descr="UNPA.JPG" id="0" name="image2.jpg"/>
+                  <pic:cNvPr descr="UNPA.JPG" id="0" name="image3.jpg"/>
                   <pic:cNvPicPr preferRelativeResize="0"/>
                 </pic:nvPicPr>
                 <pic:blipFill>

--- a/Etapa Inicio/Plan de SQA - Kairos - NexTech.docx
+++ b/Etapa Inicio/Plan de SQA - Kairos - NexTech.docx
@@ -22,7 +22,9 @@
         <w:rPr>
           <w:rFonts w:ascii="Cambria" w:cs="Cambria" w:eastAsia="Cambria" w:hAnsi="Cambria"/>
           <w:b w:val="0"/>
+          <w:bCs w:val="0"/>
           <w:i w:val="0"/>
+          <w:iCs w:val="0"/>
           <w:smallCaps w:val="0"/>
           <w:strike w:val="0"/>
           <w:color w:val="000000"/>
@@ -59,7 +61,9 @@
         <w:rPr>
           <w:rFonts w:ascii="Cambria" w:cs="Cambria" w:eastAsia="Cambria" w:hAnsi="Cambria"/>
           <w:b w:val="0"/>
+          <w:bCs w:val="0"/>
           <w:i w:val="0"/>
+          <w:iCs w:val="0"/>
           <w:smallCaps w:val="0"/>
           <w:strike w:val="0"/>
           <w:color w:val="000000"/>
@@ -96,7 +100,9 @@
         <w:rPr>
           <w:rFonts w:ascii="Cambria" w:cs="Cambria" w:eastAsia="Cambria" w:hAnsi="Cambria"/>
           <w:b w:val="0"/>
+          <w:bCs w:val="0"/>
           <w:i w:val="0"/>
+          <w:iCs w:val="0"/>
           <w:smallCaps w:val="0"/>
           <w:strike w:val="0"/>
           <w:color w:val="000000"/>
@@ -111,7 +117,9 @@
         <w:rPr>
           <w:rFonts w:ascii="Calibri" w:cs="Calibri" w:eastAsia="Calibri" w:hAnsi="Calibri"/>
           <w:b w:val="0"/>
+          <w:bCs w:val="0"/>
           <w:i w:val="0"/>
+          <w:iCs w:val="0"/>
           <w:smallCaps w:val="0"/>
           <w:strike w:val="0"/>
           <w:color w:val="000000"/>
@@ -231,7 +239,9 @@
         <w:rPr>
           <w:rFonts w:ascii="Calibri" w:cs="Calibri" w:eastAsia="Calibri" w:hAnsi="Calibri"/>
           <w:b w:val="0"/>
+          <w:bCs w:val="0"/>
           <w:i w:val="0"/>
+          <w:iCs w:val="0"/>
           <w:smallCaps w:val="0"/>
           <w:strike w:val="0"/>
           <w:color w:val="000000"/>
@@ -351,7 +361,9 @@
         <w:rPr>
           <w:rFonts w:ascii="Calibri" w:cs="Calibri" w:eastAsia="Calibri" w:hAnsi="Calibri"/>
           <w:b w:val="0"/>
+          <w:bCs w:val="0"/>
           <w:i w:val="0"/>
+          <w:iCs w:val="0"/>
           <w:smallCaps w:val="0"/>
           <w:strike w:val="0"/>
           <w:color w:val="000000"/>
@@ -471,7 +483,9 @@
         <w:rPr>
           <w:rFonts w:ascii="Calibri" w:cs="Calibri" w:eastAsia="Calibri" w:hAnsi="Calibri"/>
           <w:b w:val="0"/>
+          <w:bCs w:val="0"/>
           <w:i w:val="0"/>
+          <w:iCs w:val="0"/>
           <w:smallCaps w:val="0"/>
           <w:strike w:val="0"/>
           <w:color w:val="000000"/>
@@ -613,7 +627,9 @@
         <w:rPr>
           <w:rFonts w:ascii="Cambria" w:cs="Cambria" w:eastAsia="Cambria" w:hAnsi="Cambria"/>
           <w:b w:val="0"/>
+          <w:bCs w:val="0"/>
           <w:i w:val="0"/>
+          <w:iCs w:val="0"/>
           <w:smallCaps w:val="0"/>
           <w:strike w:val="0"/>
           <w:color w:val="000000"/>
@@ -628,7 +644,9 @@
         <w:rPr>
           <w:rFonts w:ascii="Cambria" w:cs="Cambria" w:eastAsia="Cambria" w:hAnsi="Cambria"/>
           <w:b w:val="0"/>
+          <w:bCs w:val="0"/>
           <w:i w:val="0"/>
+          <w:iCs w:val="0"/>
           <w:smallCaps w:val="0"/>
           <w:strike w:val="0"/>
           <w:color w:val="000000"/>
@@ -662,7 +680,9 @@
         <w:rPr>
           <w:rFonts w:ascii="Cambria" w:cs="Cambria" w:eastAsia="Cambria" w:hAnsi="Cambria"/>
           <w:b w:val="0"/>
+          <w:bCs w:val="0"/>
           <w:i w:val="0"/>
+          <w:iCs w:val="0"/>
           <w:smallCaps w:val="0"/>
           <w:strike w:val="0"/>
           <w:color w:val="000000"/>
@@ -708,7 +728,9 @@
         <w:rPr>
           <w:rFonts w:ascii="Calibri" w:cs="Calibri" w:eastAsia="Calibri" w:hAnsi="Calibri"/>
           <w:b w:val="0"/>
+          <w:bCs w:val="0"/>
           <w:i w:val="0"/>
+          <w:iCs w:val="0"/>
           <w:smallCaps w:val="0"/>
           <w:strike w:val="0"/>
           <w:color w:val="000000"/>
@@ -745,7 +767,9 @@
         <w:rPr>
           <w:rFonts w:ascii="Calibri" w:cs="Calibri" w:eastAsia="Calibri" w:hAnsi="Calibri"/>
           <w:b w:val="0"/>
+          <w:bCs w:val="0"/>
           <w:i w:val="0"/>
+          <w:iCs w:val="0"/>
           <w:smallCaps w:val="0"/>
           <w:strike w:val="0"/>
           <w:color w:val="000000"/>
@@ -782,7 +806,9 @@
         <w:rPr>
           <w:rFonts w:ascii="Calibri" w:cs="Calibri" w:eastAsia="Calibri" w:hAnsi="Calibri"/>
           <w:b w:val="0"/>
+          <w:bCs w:val="0"/>
           <w:i w:val="0"/>
+          <w:iCs w:val="0"/>
           <w:smallCaps w:val="0"/>
           <w:strike w:val="0"/>
           <w:color w:val="000000"/>
@@ -819,7 +845,9 @@
         <w:rPr>
           <w:rFonts w:ascii="Calibri" w:cs="Calibri" w:eastAsia="Calibri" w:hAnsi="Calibri"/>
           <w:b w:val="0"/>
+          <w:bCs w:val="0"/>
           <w:i w:val="0"/>
+          <w:iCs w:val="0"/>
           <w:smallCaps w:val="0"/>
           <w:strike w:val="0"/>
           <w:color w:val="000000"/>
@@ -856,7 +884,9 @@
         <w:rPr>
           <w:rFonts w:ascii="Calibri" w:cs="Calibri" w:eastAsia="Calibri" w:hAnsi="Calibri"/>
           <w:b w:val="0"/>
+          <w:bCs w:val="0"/>
           <w:i w:val="0"/>
+          <w:iCs w:val="0"/>
           <w:smallCaps w:val="0"/>
           <w:strike w:val="0"/>
           <w:color w:val="000000"/>
@@ -877,7 +907,9 @@
         <w:rPr>
           <w:rFonts w:ascii="Calibri" w:cs="Calibri" w:eastAsia="Calibri" w:hAnsi="Calibri"/>
           <w:b w:val="0"/>
+          <w:bCs w:val="0"/>
           <w:i w:val="0"/>
+          <w:iCs w:val="0"/>
           <w:smallCaps w:val="0"/>
           <w:strike w:val="0"/>
           <w:color w:val="000000"/>
@@ -899,7 +931,9 @@
         <w:rPr>
           <w:rFonts w:ascii="Calibri" w:cs="Calibri" w:eastAsia="Calibri" w:hAnsi="Calibri"/>
           <w:b w:val="0"/>
+          <w:bCs w:val="0"/>
           <w:i w:val="0"/>
+          <w:iCs w:val="0"/>
           <w:smallCaps w:val="0"/>
           <w:strike w:val="0"/>
           <w:color w:val="000000"/>
@@ -956,7 +990,9 @@
         <w:rPr>
           <w:rFonts w:ascii="Calibri" w:cs="Calibri" w:eastAsia="Calibri" w:hAnsi="Calibri"/>
           <w:b w:val="0"/>
+          <w:bCs w:val="0"/>
           <w:i w:val="1"/>
+          <w:iCs w:val="1"/>
           <w:smallCaps w:val="0"/>
           <w:strike w:val="0"/>
           <w:color w:val="548dd4"/>
@@ -970,6 +1006,7 @@
       <w:r>
         <w:rPr>
           <w:i w:val="1"/>
+          <w:iCs w:val="1"/>
           <w:color w:val="548dd4"/>
         </w:rPr>
         <w:drawing>
@@ -1017,7 +1054,9 @@
         <w:rPr>
           <w:rFonts w:ascii="Calibri" w:cs="Calibri" w:eastAsia="Calibri" w:hAnsi="Calibri"/>
           <w:b w:val="0"/>
+          <w:bCs w:val="0"/>
           <w:i w:val="1"/>
+          <w:iCs w:val="1"/>
           <w:smallCaps w:val="0"/>
           <w:strike w:val="0"/>
           <w:color w:val="548dd4"/>
@@ -1100,7 +1139,9 @@
         <w:rPr>
           <w:rFonts w:ascii="Calibri" w:cs="Calibri" w:eastAsia="Calibri" w:hAnsi="Calibri"/>
           <w:b w:val="0"/>
+          <w:bCs w:val="0"/>
           <w:i w:val="1"/>
+          <w:iCs w:val="1"/>
           <w:smallCaps w:val="0"/>
           <w:strike w:val="0"/>
           <w:color w:val="548dd4"/>
@@ -1115,7 +1156,9 @@
         <w:rPr>
           <w:rFonts w:ascii="Calibri" w:cs="Calibri" w:eastAsia="Calibri" w:hAnsi="Calibri"/>
           <w:b w:val="0"/>
+          <w:bCs w:val="0"/>
           <w:i w:val="1"/>
+          <w:iCs w:val="1"/>
           <w:smallCaps w:val="0"/>
           <w:strike w:val="0"/>
           <w:color w:val="548dd4"/>
@@ -1412,7 +1455,9 @@
         <w:rPr>
           <w:rFonts w:ascii="Cambria" w:cs="Cambria" w:eastAsia="Cambria" w:hAnsi="Cambria"/>
           <w:b w:val="1"/>
+          <w:bCs w:val="1"/>
           <w:i w:val="0"/>
+          <w:iCs w:val="0"/>
           <w:smallCaps w:val="0"/>
           <w:strike w:val="0"/>
           <w:color w:val="365f91"/>
@@ -1427,7 +1472,9 @@
         <w:rPr>
           <w:rFonts w:ascii="Cambria" w:cs="Cambria" w:eastAsia="Cambria" w:hAnsi="Cambria"/>
           <w:b w:val="1"/>
+          <w:bCs w:val="1"/>
           <w:i w:val="0"/>
+          <w:iCs w:val="0"/>
           <w:smallCaps w:val="0"/>
           <w:strike w:val="0"/>
           <w:color w:val="365f91"/>
@@ -1443,7 +1490,7 @@
     </w:p>
     <w:sdt>
       <w:sdtPr>
-        <w:id w:val="-790225248"/>
+        <w:id w:val="-104899640"/>
         <w:docPartObj>
           <w:docPartGallery w:val="Table of Contents"/>
           <w:docPartUnique w:val="1"/>
@@ -1473,7 +1520,9 @@
             <w:rPr>
               <w:rFonts w:ascii="Calibri" w:cs="Calibri" w:eastAsia="Calibri" w:hAnsi="Calibri"/>
               <w:b w:val="0"/>
+              <w:bCs w:val="0"/>
               <w:i w:val="0"/>
+              <w:iCs w:val="0"/>
               <w:smallCaps w:val="0"/>
               <w:strike w:val="0"/>
               <w:color w:val="000000"/>
@@ -1494,7 +1543,9 @@
               <w:rPr>
                 <w:rFonts w:ascii="Calibri" w:cs="Calibri" w:eastAsia="Calibri" w:hAnsi="Calibri"/>
                 <w:b w:val="1"/>
+                <w:bCs w:val="1"/>
                 <w:i w:val="0"/>
+                <w:iCs w:val="0"/>
                 <w:smallCaps w:val="0"/>
                 <w:strike w:val="0"/>
                 <w:color w:val="000000"/>
@@ -1539,7 +1590,9 @@
             <w:rPr>
               <w:rFonts w:ascii="Calibri" w:cs="Calibri" w:eastAsia="Calibri" w:hAnsi="Calibri"/>
               <w:b w:val="0"/>
+              <w:bCs w:val="0"/>
               <w:i w:val="0"/>
+              <w:iCs w:val="0"/>
               <w:smallCaps w:val="0"/>
               <w:strike w:val="0"/>
               <w:color w:val="000000"/>
@@ -1555,7 +1608,9 @@
               <w:rPr>
                 <w:rFonts w:ascii="Calibri" w:cs="Calibri" w:eastAsia="Calibri" w:hAnsi="Calibri"/>
                 <w:b w:val="0"/>
+                <w:bCs w:val="0"/>
                 <w:i w:val="1"/>
+                <w:iCs w:val="1"/>
                 <w:smallCaps w:val="0"/>
                 <w:strike w:val="0"/>
                 <w:color w:val="000000"/>
@@ -1600,7 +1655,9 @@
             <w:rPr>
               <w:rFonts w:ascii="Calibri" w:cs="Calibri" w:eastAsia="Calibri" w:hAnsi="Calibri"/>
               <w:b w:val="0"/>
+              <w:bCs w:val="0"/>
               <w:i w:val="0"/>
+              <w:iCs w:val="0"/>
               <w:smallCaps w:val="0"/>
               <w:strike w:val="0"/>
               <w:color w:val="000000"/>
@@ -1616,7 +1673,9 @@
               <w:rPr>
                 <w:rFonts w:ascii="Calibri" w:cs="Calibri" w:eastAsia="Calibri" w:hAnsi="Calibri"/>
                 <w:b w:val="1"/>
+                <w:bCs w:val="1"/>
                 <w:i w:val="0"/>
+                <w:iCs w:val="0"/>
                 <w:smallCaps w:val="0"/>
                 <w:strike w:val="0"/>
                 <w:color w:val="000000"/>
@@ -1661,7 +1720,9 @@
             <w:rPr>
               <w:rFonts w:ascii="Calibri" w:cs="Calibri" w:eastAsia="Calibri" w:hAnsi="Calibri"/>
               <w:b w:val="0"/>
+              <w:bCs w:val="0"/>
               <w:i w:val="0"/>
+              <w:iCs w:val="0"/>
               <w:smallCaps w:val="0"/>
               <w:strike w:val="0"/>
               <w:color w:val="000000"/>
@@ -1677,7 +1738,9 @@
               <w:rPr>
                 <w:rFonts w:ascii="Calibri" w:cs="Calibri" w:eastAsia="Calibri" w:hAnsi="Calibri"/>
                 <w:b w:val="0"/>
+                <w:bCs w:val="0"/>
                 <w:i w:val="1"/>
+                <w:iCs w:val="1"/>
                 <w:smallCaps w:val="0"/>
                 <w:strike w:val="0"/>
                 <w:color w:val="000000"/>
@@ -1722,7 +1785,9 @@
             <w:rPr>
               <w:rFonts w:ascii="Calibri" w:cs="Calibri" w:eastAsia="Calibri" w:hAnsi="Calibri"/>
               <w:b w:val="0"/>
+              <w:bCs w:val="0"/>
               <w:i w:val="0"/>
+              <w:iCs w:val="0"/>
               <w:smallCaps w:val="0"/>
               <w:strike w:val="0"/>
               <w:color w:val="000000"/>
@@ -1738,7 +1803,9 @@
               <w:rPr>
                 <w:rFonts w:ascii="Calibri" w:cs="Calibri" w:eastAsia="Calibri" w:hAnsi="Calibri"/>
                 <w:b w:val="0"/>
+                <w:bCs w:val="0"/>
                 <w:i w:val="1"/>
+                <w:iCs w:val="1"/>
                 <w:smallCaps w:val="0"/>
                 <w:strike w:val="0"/>
                 <w:color w:val="000000"/>
@@ -1783,7 +1850,9 @@
             <w:rPr>
               <w:rFonts w:ascii="Calibri" w:cs="Calibri" w:eastAsia="Calibri" w:hAnsi="Calibri"/>
               <w:b w:val="0"/>
+              <w:bCs w:val="0"/>
               <w:i w:val="0"/>
+              <w:iCs w:val="0"/>
               <w:smallCaps w:val="0"/>
               <w:strike w:val="0"/>
               <w:color w:val="000000"/>
@@ -1799,7 +1868,9 @@
               <w:rPr>
                 <w:rFonts w:ascii="Calibri" w:cs="Calibri" w:eastAsia="Calibri" w:hAnsi="Calibri"/>
                 <w:b w:val="0"/>
+                <w:bCs w:val="0"/>
                 <w:i w:val="0"/>
+                <w:iCs w:val="0"/>
                 <w:smallCaps w:val="0"/>
                 <w:strike w:val="0"/>
                 <w:color w:val="000000"/>
@@ -1844,7 +1915,9 @@
             <w:rPr>
               <w:rFonts w:ascii="Calibri" w:cs="Calibri" w:eastAsia="Calibri" w:hAnsi="Calibri"/>
               <w:b w:val="0"/>
+              <w:bCs w:val="0"/>
               <w:i w:val="0"/>
+              <w:iCs w:val="0"/>
               <w:smallCaps w:val="0"/>
               <w:strike w:val="0"/>
               <w:color w:val="000000"/>
@@ -1860,7 +1933,9 @@
               <w:rPr>
                 <w:rFonts w:ascii="Calibri" w:cs="Calibri" w:eastAsia="Calibri" w:hAnsi="Calibri"/>
                 <w:b w:val="0"/>
+                <w:bCs w:val="0"/>
                 <w:i w:val="0"/>
+                <w:iCs w:val="0"/>
                 <w:smallCaps w:val="0"/>
                 <w:strike w:val="0"/>
                 <w:color w:val="000000"/>
@@ -1905,7 +1980,9 @@
             <w:rPr>
               <w:rFonts w:ascii="Calibri" w:cs="Calibri" w:eastAsia="Calibri" w:hAnsi="Calibri"/>
               <w:b w:val="0"/>
+              <w:bCs w:val="0"/>
               <w:i w:val="0"/>
+              <w:iCs w:val="0"/>
               <w:smallCaps w:val="0"/>
               <w:strike w:val="0"/>
               <w:color w:val="000000"/>
@@ -1921,7 +1998,9 @@
               <w:rPr>
                 <w:rFonts w:ascii="Calibri" w:cs="Calibri" w:eastAsia="Calibri" w:hAnsi="Calibri"/>
                 <w:b w:val="0"/>
+                <w:bCs w:val="0"/>
                 <w:i w:val="1"/>
+                <w:iCs w:val="1"/>
                 <w:smallCaps w:val="0"/>
                 <w:strike w:val="0"/>
                 <w:color w:val="000000"/>
@@ -1966,7 +2045,9 @@
             <w:rPr>
               <w:rFonts w:ascii="Calibri" w:cs="Calibri" w:eastAsia="Calibri" w:hAnsi="Calibri"/>
               <w:b w:val="0"/>
+              <w:bCs w:val="0"/>
               <w:i w:val="0"/>
+              <w:iCs w:val="0"/>
               <w:smallCaps w:val="0"/>
               <w:strike w:val="0"/>
               <w:color w:val="000000"/>
@@ -1982,7 +2063,9 @@
               <w:rPr>
                 <w:rFonts w:ascii="Calibri" w:cs="Calibri" w:eastAsia="Calibri" w:hAnsi="Calibri"/>
                 <w:b w:val="1"/>
+                <w:bCs w:val="1"/>
                 <w:i w:val="0"/>
+                <w:iCs w:val="0"/>
                 <w:smallCaps w:val="0"/>
                 <w:strike w:val="0"/>
                 <w:color w:val="000000"/>
@@ -2027,7 +2110,9 @@
             <w:rPr>
               <w:rFonts w:ascii="Calibri" w:cs="Calibri" w:eastAsia="Calibri" w:hAnsi="Calibri"/>
               <w:b w:val="0"/>
+              <w:bCs w:val="0"/>
               <w:i w:val="0"/>
+              <w:iCs w:val="0"/>
               <w:smallCaps w:val="0"/>
               <w:strike w:val="0"/>
               <w:color w:val="000000"/>
@@ -2043,7 +2128,9 @@
               <w:rPr>
                 <w:rFonts w:ascii="Calibri" w:cs="Calibri" w:eastAsia="Calibri" w:hAnsi="Calibri"/>
                 <w:b w:val="0"/>
+                <w:bCs w:val="0"/>
                 <w:i w:val="1"/>
+                <w:iCs w:val="1"/>
                 <w:smallCaps w:val="0"/>
                 <w:strike w:val="0"/>
                 <w:color w:val="000000"/>
@@ -2088,7 +2175,9 @@
             <w:rPr>
               <w:rFonts w:ascii="Calibri" w:cs="Calibri" w:eastAsia="Calibri" w:hAnsi="Calibri"/>
               <w:b w:val="0"/>
+              <w:bCs w:val="0"/>
               <w:i w:val="0"/>
+              <w:iCs w:val="0"/>
               <w:smallCaps w:val="0"/>
               <w:strike w:val="0"/>
               <w:color w:val="000000"/>
@@ -2104,7 +2193,9 @@
               <w:rPr>
                 <w:rFonts w:ascii="Calibri" w:cs="Calibri" w:eastAsia="Calibri" w:hAnsi="Calibri"/>
                 <w:b w:val="0"/>
+                <w:bCs w:val="0"/>
                 <w:i w:val="0"/>
+                <w:iCs w:val="0"/>
                 <w:smallCaps w:val="0"/>
                 <w:strike w:val="0"/>
                 <w:color w:val="000000"/>
@@ -2149,7 +2240,9 @@
             <w:rPr>
               <w:rFonts w:ascii="Calibri" w:cs="Calibri" w:eastAsia="Calibri" w:hAnsi="Calibri"/>
               <w:b w:val="0"/>
+              <w:bCs w:val="0"/>
               <w:i w:val="0"/>
+              <w:iCs w:val="0"/>
               <w:smallCaps w:val="0"/>
               <w:strike w:val="0"/>
               <w:color w:val="000000"/>
@@ -2165,7 +2258,9 @@
               <w:rPr>
                 <w:rFonts w:ascii="Calibri" w:cs="Calibri" w:eastAsia="Calibri" w:hAnsi="Calibri"/>
                 <w:b w:val="0"/>
+                <w:bCs w:val="0"/>
                 <w:i w:val="0"/>
+                <w:iCs w:val="0"/>
                 <w:smallCaps w:val="0"/>
                 <w:strike w:val="0"/>
                 <w:color w:val="000000"/>
@@ -2210,7 +2305,9 @@
             <w:rPr>
               <w:rFonts w:ascii="Calibri" w:cs="Calibri" w:eastAsia="Calibri" w:hAnsi="Calibri"/>
               <w:b w:val="0"/>
+              <w:bCs w:val="0"/>
               <w:i w:val="0"/>
+              <w:iCs w:val="0"/>
               <w:smallCaps w:val="0"/>
               <w:strike w:val="0"/>
               <w:color w:val="000000"/>
@@ -2226,7 +2323,9 @@
               <w:rPr>
                 <w:rFonts w:ascii="Calibri" w:cs="Calibri" w:eastAsia="Calibri" w:hAnsi="Calibri"/>
                 <w:b w:val="0"/>
+                <w:bCs w:val="0"/>
                 <w:i w:val="0"/>
+                <w:iCs w:val="0"/>
                 <w:smallCaps w:val="0"/>
                 <w:strike w:val="0"/>
                 <w:color w:val="000000"/>
@@ -2271,7 +2370,9 @@
             <w:rPr>
               <w:rFonts w:ascii="Calibri" w:cs="Calibri" w:eastAsia="Calibri" w:hAnsi="Calibri"/>
               <w:b w:val="0"/>
+              <w:bCs w:val="0"/>
               <w:i w:val="0"/>
+              <w:iCs w:val="0"/>
               <w:smallCaps w:val="0"/>
               <w:strike w:val="0"/>
               <w:color w:val="000000"/>
@@ -2287,7 +2388,9 @@
               <w:rPr>
                 <w:rFonts w:ascii="Calibri" w:cs="Calibri" w:eastAsia="Calibri" w:hAnsi="Calibri"/>
                 <w:b w:val="0"/>
+                <w:bCs w:val="0"/>
                 <w:i w:val="0"/>
+                <w:iCs w:val="0"/>
                 <w:smallCaps w:val="0"/>
                 <w:strike w:val="0"/>
                 <w:color w:val="000000"/>
@@ -2332,7 +2435,9 @@
             <w:rPr>
               <w:rFonts w:ascii="Calibri" w:cs="Calibri" w:eastAsia="Calibri" w:hAnsi="Calibri"/>
               <w:b w:val="0"/>
+              <w:bCs w:val="0"/>
               <w:i w:val="0"/>
+              <w:iCs w:val="0"/>
               <w:smallCaps w:val="0"/>
               <w:strike w:val="0"/>
               <w:color w:val="000000"/>
@@ -2348,7 +2453,9 @@
               <w:rPr>
                 <w:rFonts w:ascii="Calibri" w:cs="Calibri" w:eastAsia="Calibri" w:hAnsi="Calibri"/>
                 <w:b w:val="0"/>
+                <w:bCs w:val="0"/>
                 <w:i w:val="0"/>
+                <w:iCs w:val="0"/>
                 <w:smallCaps w:val="0"/>
                 <w:strike w:val="0"/>
                 <w:color w:val="000000"/>
@@ -2393,7 +2500,9 @@
             <w:rPr>
               <w:rFonts w:ascii="Calibri" w:cs="Calibri" w:eastAsia="Calibri" w:hAnsi="Calibri"/>
               <w:b w:val="0"/>
+              <w:bCs w:val="0"/>
               <w:i w:val="0"/>
+              <w:iCs w:val="0"/>
               <w:smallCaps w:val="0"/>
               <w:strike w:val="0"/>
               <w:color w:val="000000"/>
@@ -2409,7 +2518,9 @@
               <w:rPr>
                 <w:rFonts w:ascii="Calibri" w:cs="Calibri" w:eastAsia="Calibri" w:hAnsi="Calibri"/>
                 <w:b w:val="0"/>
+                <w:bCs w:val="0"/>
                 <w:i w:val="0"/>
+                <w:iCs w:val="0"/>
                 <w:smallCaps w:val="0"/>
                 <w:strike w:val="0"/>
                 <w:color w:val="000000"/>
@@ -2454,7 +2565,9 @@
             <w:rPr>
               <w:rFonts w:ascii="Calibri" w:cs="Calibri" w:eastAsia="Calibri" w:hAnsi="Calibri"/>
               <w:b w:val="0"/>
+              <w:bCs w:val="0"/>
               <w:i w:val="0"/>
+              <w:iCs w:val="0"/>
               <w:smallCaps w:val="0"/>
               <w:strike w:val="0"/>
               <w:color w:val="000000"/>
@@ -2470,7 +2583,9 @@
               <w:rPr>
                 <w:rFonts w:ascii="Calibri" w:cs="Calibri" w:eastAsia="Calibri" w:hAnsi="Calibri"/>
                 <w:b w:val="0"/>
+                <w:bCs w:val="0"/>
                 <w:i w:val="0"/>
+                <w:iCs w:val="0"/>
                 <w:smallCaps w:val="0"/>
                 <w:strike w:val="0"/>
                 <w:color w:val="000000"/>
@@ -2515,7 +2630,9 @@
             <w:rPr>
               <w:rFonts w:ascii="Calibri" w:cs="Calibri" w:eastAsia="Calibri" w:hAnsi="Calibri"/>
               <w:b w:val="0"/>
+              <w:bCs w:val="0"/>
               <w:i w:val="0"/>
+              <w:iCs w:val="0"/>
               <w:smallCaps w:val="0"/>
               <w:strike w:val="0"/>
               <w:color w:val="000000"/>
@@ -2531,7 +2648,9 @@
               <w:rPr>
                 <w:rFonts w:ascii="Calibri" w:cs="Calibri" w:eastAsia="Calibri" w:hAnsi="Calibri"/>
                 <w:b w:val="0"/>
+                <w:bCs w:val="0"/>
                 <w:i w:val="1"/>
+                <w:iCs w:val="1"/>
                 <w:smallCaps w:val="0"/>
                 <w:strike w:val="0"/>
                 <w:color w:val="000000"/>
@@ -2576,7 +2695,9 @@
             <w:rPr>
               <w:rFonts w:ascii="Calibri" w:cs="Calibri" w:eastAsia="Calibri" w:hAnsi="Calibri"/>
               <w:b w:val="0"/>
+              <w:bCs w:val="0"/>
               <w:i w:val="0"/>
+              <w:iCs w:val="0"/>
               <w:smallCaps w:val="0"/>
               <w:strike w:val="0"/>
               <w:color w:val="000000"/>
@@ -2592,7 +2713,9 @@
               <w:rPr>
                 <w:rFonts w:ascii="Calibri" w:cs="Calibri" w:eastAsia="Calibri" w:hAnsi="Calibri"/>
                 <w:b w:val="1"/>
+                <w:bCs w:val="1"/>
                 <w:i w:val="0"/>
+                <w:iCs w:val="0"/>
                 <w:smallCaps w:val="0"/>
                 <w:strike w:val="0"/>
                 <w:color w:val="000000"/>
@@ -2637,7 +2760,9 @@
             <w:rPr>
               <w:rFonts w:ascii="Calibri" w:cs="Calibri" w:eastAsia="Calibri" w:hAnsi="Calibri"/>
               <w:b w:val="0"/>
+              <w:bCs w:val="0"/>
               <w:i w:val="0"/>
+              <w:iCs w:val="0"/>
               <w:smallCaps w:val="0"/>
               <w:strike w:val="0"/>
               <w:color w:val="000000"/>
@@ -2653,7 +2778,9 @@
               <w:rPr>
                 <w:rFonts w:ascii="Calibri" w:cs="Calibri" w:eastAsia="Calibri" w:hAnsi="Calibri"/>
                 <w:b w:val="0"/>
+                <w:bCs w:val="0"/>
                 <w:i w:val="1"/>
+                <w:iCs w:val="1"/>
                 <w:smallCaps w:val="0"/>
                 <w:strike w:val="0"/>
                 <w:color w:val="000000"/>
@@ -2698,7 +2825,9 @@
             <w:rPr>
               <w:rFonts w:ascii="Calibri" w:cs="Calibri" w:eastAsia="Calibri" w:hAnsi="Calibri"/>
               <w:b w:val="0"/>
+              <w:bCs w:val="0"/>
               <w:i w:val="0"/>
+              <w:iCs w:val="0"/>
               <w:smallCaps w:val="0"/>
               <w:strike w:val="0"/>
               <w:color w:val="000000"/>
@@ -2714,7 +2843,9 @@
               <w:rPr>
                 <w:rFonts w:ascii="Calibri" w:cs="Calibri" w:eastAsia="Calibri" w:hAnsi="Calibri"/>
                 <w:b w:val="0"/>
+                <w:bCs w:val="0"/>
                 <w:i w:val="1"/>
+                <w:iCs w:val="1"/>
                 <w:smallCaps w:val="0"/>
                 <w:strike w:val="0"/>
                 <w:color w:val="000000"/>
@@ -2759,7 +2890,9 @@
             <w:rPr>
               <w:rFonts w:ascii="Calibri" w:cs="Calibri" w:eastAsia="Calibri" w:hAnsi="Calibri"/>
               <w:b w:val="0"/>
+              <w:bCs w:val="0"/>
               <w:i w:val="0"/>
+              <w:iCs w:val="0"/>
               <w:smallCaps w:val="0"/>
               <w:strike w:val="0"/>
               <w:color w:val="000000"/>
@@ -2775,7 +2908,9 @@
               <w:rPr>
                 <w:rFonts w:ascii="Calibri" w:cs="Calibri" w:eastAsia="Calibri" w:hAnsi="Calibri"/>
                 <w:b w:val="0"/>
+                <w:bCs w:val="0"/>
                 <w:i w:val="1"/>
+                <w:iCs w:val="1"/>
                 <w:smallCaps w:val="0"/>
                 <w:strike w:val="0"/>
                 <w:color w:val="000000"/>
@@ -2820,7 +2955,9 @@
             <w:rPr>
               <w:rFonts w:ascii="Calibri" w:cs="Calibri" w:eastAsia="Calibri" w:hAnsi="Calibri"/>
               <w:b w:val="0"/>
+              <w:bCs w:val="0"/>
               <w:i w:val="0"/>
+              <w:iCs w:val="0"/>
               <w:smallCaps w:val="0"/>
               <w:strike w:val="0"/>
               <w:color w:val="000000"/>
@@ -2836,7 +2973,9 @@
               <w:rPr>
                 <w:rFonts w:ascii="Calibri" w:cs="Calibri" w:eastAsia="Calibri" w:hAnsi="Calibri"/>
                 <w:b w:val="0"/>
+                <w:bCs w:val="0"/>
                 <w:i w:val="1"/>
+                <w:iCs w:val="1"/>
                 <w:smallCaps w:val="0"/>
                 <w:strike w:val="0"/>
                 <w:color w:val="000000"/>
@@ -2881,7 +3020,9 @@
             <w:rPr>
               <w:rFonts w:ascii="Calibri" w:cs="Calibri" w:eastAsia="Calibri" w:hAnsi="Calibri"/>
               <w:b w:val="0"/>
+              <w:bCs w:val="0"/>
               <w:i w:val="0"/>
+              <w:iCs w:val="0"/>
               <w:smallCaps w:val="0"/>
               <w:strike w:val="0"/>
               <w:color w:val="000000"/>
@@ -2897,7 +3038,9 @@
               <w:rPr>
                 <w:rFonts w:ascii="Calibri" w:cs="Calibri" w:eastAsia="Calibri" w:hAnsi="Calibri"/>
                 <w:b w:val="0"/>
+                <w:bCs w:val="0"/>
                 <w:i w:val="1"/>
+                <w:iCs w:val="1"/>
                 <w:smallCaps w:val="0"/>
                 <w:strike w:val="0"/>
                 <w:color w:val="000000"/>
@@ -2942,7 +3085,9 @@
             <w:rPr>
               <w:rFonts w:ascii="Calibri" w:cs="Calibri" w:eastAsia="Calibri" w:hAnsi="Calibri"/>
               <w:b w:val="0"/>
+              <w:bCs w:val="0"/>
               <w:i w:val="0"/>
+              <w:iCs w:val="0"/>
               <w:smallCaps w:val="0"/>
               <w:strike w:val="0"/>
               <w:color w:val="000000"/>
@@ -2958,7 +3103,9 @@
               <w:rPr>
                 <w:rFonts w:ascii="Calibri" w:cs="Calibri" w:eastAsia="Calibri" w:hAnsi="Calibri"/>
                 <w:b w:val="1"/>
+                <w:bCs w:val="1"/>
                 <w:i w:val="0"/>
+                <w:iCs w:val="0"/>
                 <w:smallCaps w:val="0"/>
                 <w:strike w:val="0"/>
                 <w:color w:val="000000"/>
@@ -3003,7 +3150,9 @@
             <w:rPr>
               <w:rFonts w:ascii="Calibri" w:cs="Calibri" w:eastAsia="Calibri" w:hAnsi="Calibri"/>
               <w:b w:val="0"/>
+              <w:bCs w:val="0"/>
               <w:i w:val="0"/>
+              <w:iCs w:val="0"/>
               <w:smallCaps w:val="0"/>
               <w:strike w:val="0"/>
               <w:color w:val="000000"/>
@@ -3019,7 +3168,9 @@
               <w:rPr>
                 <w:rFonts w:ascii="Calibri" w:cs="Calibri" w:eastAsia="Calibri" w:hAnsi="Calibri"/>
                 <w:b w:val="0"/>
+                <w:bCs w:val="0"/>
                 <w:i w:val="1"/>
+                <w:iCs w:val="1"/>
                 <w:smallCaps w:val="0"/>
                 <w:strike w:val="0"/>
                 <w:color w:val="000000"/>
@@ -3092,7 +3243,9 @@
         <w:rPr>
           <w:rFonts w:ascii="Cambria" w:cs="Cambria" w:eastAsia="Cambria" w:hAnsi="Cambria"/>
           <w:b w:val="0"/>
+          <w:bCs w:val="0"/>
           <w:i w:val="0"/>
+          <w:iCs w:val="0"/>
           <w:smallCaps w:val="0"/>
           <w:strike w:val="0"/>
           <w:color w:val="17365d"/>
@@ -3110,7 +3263,9 @@
         <w:rPr>
           <w:rFonts w:ascii="Cambria" w:cs="Cambria" w:eastAsia="Cambria" w:hAnsi="Cambria"/>
           <w:b w:val="0"/>
+          <w:bCs w:val="0"/>
           <w:i w:val="0"/>
+          <w:iCs w:val="0"/>
           <w:smallCaps w:val="0"/>
           <w:strike w:val="0"/>
           <w:color w:val="17365d"/>
@@ -3147,7 +3302,9 @@
         <w:rPr>
           <w:rFonts w:ascii="Cambria" w:cs="Cambria" w:eastAsia="Cambria" w:hAnsi="Cambria"/>
           <w:b w:val="1"/>
+          <w:bCs w:val="1"/>
           <w:i w:val="0"/>
+          <w:iCs w:val="0"/>
           <w:smallCaps w:val="0"/>
           <w:strike w:val="0"/>
           <w:color w:val="365f91"/>
@@ -3164,7 +3321,9 @@
         <w:rPr>
           <w:rFonts w:ascii="Cambria" w:cs="Cambria" w:eastAsia="Cambria" w:hAnsi="Cambria"/>
           <w:b w:val="1"/>
+          <w:bCs w:val="1"/>
           <w:i w:val="0"/>
+          <w:iCs w:val="0"/>
           <w:smallCaps w:val="0"/>
           <w:strike w:val="0"/>
           <w:color w:val="365f91"/>
@@ -3211,6 +3370,7 @@
         <w:jc w:val="both"/>
         <w:rPr>
           <w:b w:val="1"/>
+          <w:bCs w:val="1"/>
         </w:rPr>
       </w:pPr>
       <w:bookmarkStart w:colFirst="0" w:colLast="0" w:name="_6i6q67yg45z2" w:id="1"/>
@@ -3250,7 +3410,9 @@
         <w:rPr>
           <w:rFonts w:ascii="Calibri" w:cs="Calibri" w:eastAsia="Calibri" w:hAnsi="Calibri"/>
           <w:b w:val="0"/>
+          <w:bCs w:val="0"/>
           <w:i w:val="1"/>
+          <w:iCs w:val="1"/>
           <w:smallCaps w:val="0"/>
           <w:strike w:val="0"/>
           <w:color w:val="548dd4"/>
@@ -3287,7 +3449,9 @@
         <w:rPr>
           <w:rFonts w:ascii="Cambria" w:cs="Cambria" w:eastAsia="Cambria" w:hAnsi="Cambria"/>
           <w:b w:val="1"/>
+          <w:bCs w:val="1"/>
           <w:i w:val="0"/>
+          <w:iCs w:val="0"/>
           <w:smallCaps w:val="0"/>
           <w:strike w:val="0"/>
           <w:color w:val="4f81bd"/>
@@ -3304,7 +3468,9 @@
         <w:rPr>
           <w:rFonts w:ascii="Cambria" w:cs="Cambria" w:eastAsia="Cambria" w:hAnsi="Cambria"/>
           <w:b w:val="1"/>
+          <w:bCs w:val="1"/>
           <w:i w:val="0"/>
+          <w:iCs w:val="0"/>
           <w:smallCaps w:val="0"/>
           <w:strike w:val="0"/>
           <w:color w:val="4f81bd"/>
@@ -3345,6 +3511,7 @@
         <w:rPr>
           <w:rFonts w:ascii="Calibri" w:cs="Calibri" w:eastAsia="Calibri" w:hAnsi="Calibri"/>
           <w:b w:val="0"/>
+          <w:bCs w:val="0"/>
           <w:smallCaps w:val="0"/>
           <w:strike w:val="0"/>
           <w:sz w:val="22"/>
@@ -3358,6 +3525,7 @@
         <w:rPr>
           <w:rFonts w:ascii="Calibri" w:cs="Calibri" w:eastAsia="Calibri" w:hAnsi="Calibri"/>
           <w:b w:val="0"/>
+          <w:bCs w:val="0"/>
           <w:smallCaps w:val="0"/>
           <w:strike w:val="0"/>
           <w:sz w:val="22"/>
@@ -3394,6 +3562,7 @@
         <w:rPr>
           <w:rFonts w:ascii="Calibri" w:cs="Calibri" w:eastAsia="Calibri" w:hAnsi="Calibri"/>
           <w:b w:val="0"/>
+          <w:bCs w:val="0"/>
           <w:smallCaps w:val="0"/>
           <w:strike w:val="0"/>
           <w:sz w:val="22"/>
@@ -3407,6 +3576,7 @@
         <w:rPr>
           <w:rFonts w:ascii="Calibri" w:cs="Calibri" w:eastAsia="Calibri" w:hAnsi="Calibri"/>
           <w:b w:val="0"/>
+          <w:bCs w:val="0"/>
           <w:smallCaps w:val="0"/>
           <w:strike w:val="0"/>
           <w:sz w:val="22"/>
@@ -3443,6 +3613,7 @@
         <w:rPr>
           <w:rFonts w:ascii="Calibri" w:cs="Calibri" w:eastAsia="Calibri" w:hAnsi="Calibri"/>
           <w:b w:val="0"/>
+          <w:bCs w:val="0"/>
           <w:smallCaps w:val="0"/>
           <w:strike w:val="0"/>
           <w:sz w:val="22"/>
@@ -3456,6 +3627,7 @@
         <w:rPr>
           <w:rFonts w:ascii="Calibri" w:cs="Calibri" w:eastAsia="Calibri" w:hAnsi="Calibri"/>
           <w:b w:val="0"/>
+          <w:bCs w:val="0"/>
           <w:smallCaps w:val="0"/>
           <w:strike w:val="0"/>
           <w:sz w:val="22"/>
@@ -3492,6 +3664,7 @@
         <w:rPr>
           <w:rFonts w:ascii="Calibri" w:cs="Calibri" w:eastAsia="Calibri" w:hAnsi="Calibri"/>
           <w:b w:val="0"/>
+          <w:bCs w:val="0"/>
           <w:smallCaps w:val="0"/>
           <w:strike w:val="0"/>
           <w:sz w:val="22"/>
@@ -3505,6 +3678,7 @@
         <w:rPr>
           <w:rFonts w:ascii="Calibri" w:cs="Calibri" w:eastAsia="Calibri" w:hAnsi="Calibri"/>
           <w:b w:val="0"/>
+          <w:bCs w:val="0"/>
           <w:smallCaps w:val="0"/>
           <w:strike w:val="0"/>
           <w:sz w:val="22"/>
@@ -3541,6 +3715,7 @@
         <w:rPr>
           <w:rFonts w:ascii="Calibri" w:cs="Calibri" w:eastAsia="Calibri" w:hAnsi="Calibri"/>
           <w:b w:val="0"/>
+          <w:bCs w:val="0"/>
           <w:smallCaps w:val="0"/>
           <w:strike w:val="0"/>
           <w:sz w:val="22"/>
@@ -3554,6 +3729,7 @@
         <w:rPr>
           <w:rFonts w:ascii="Calibri" w:cs="Calibri" w:eastAsia="Calibri" w:hAnsi="Calibri"/>
           <w:b w:val="0"/>
+          <w:bCs w:val="0"/>
           <w:smallCaps w:val="0"/>
           <w:strike w:val="0"/>
           <w:sz w:val="22"/>
@@ -3590,6 +3766,7 @@
         <w:rPr>
           <w:rFonts w:ascii="Calibri" w:cs="Calibri" w:eastAsia="Calibri" w:hAnsi="Calibri"/>
           <w:b w:val="0"/>
+          <w:bCs w:val="0"/>
           <w:smallCaps w:val="0"/>
           <w:strike w:val="0"/>
           <w:sz w:val="22"/>
@@ -3603,6 +3780,7 @@
         <w:rPr>
           <w:rFonts w:ascii="Calibri" w:cs="Calibri" w:eastAsia="Calibri" w:hAnsi="Calibri"/>
           <w:b w:val="0"/>
+          <w:bCs w:val="0"/>
           <w:smallCaps w:val="0"/>
           <w:strike w:val="0"/>
           <w:sz w:val="22"/>
@@ -3639,6 +3817,7 @@
         <w:rPr>
           <w:rFonts w:ascii="Calibri" w:cs="Calibri" w:eastAsia="Calibri" w:hAnsi="Calibri"/>
           <w:b w:val="0"/>
+          <w:bCs w:val="0"/>
           <w:smallCaps w:val="0"/>
           <w:strike w:val="0"/>
           <w:sz w:val="22"/>
@@ -3652,6 +3831,7 @@
         <w:rPr>
           <w:rFonts w:ascii="Calibri" w:cs="Calibri" w:eastAsia="Calibri" w:hAnsi="Calibri"/>
           <w:b w:val="0"/>
+          <w:bCs w:val="0"/>
           <w:smallCaps w:val="0"/>
           <w:strike w:val="0"/>
           <w:sz w:val="22"/>
@@ -3691,6 +3871,7 @@
         <w:rPr>
           <w:rFonts w:ascii="Calibri" w:cs="Calibri" w:eastAsia="Calibri" w:hAnsi="Calibri"/>
           <w:b w:val="0"/>
+          <w:bCs w:val="0"/>
           <w:smallCaps w:val="0"/>
           <w:strike w:val="0"/>
           <w:sz w:val="22"/>
@@ -3704,6 +3885,7 @@
         <w:rPr>
           <w:rFonts w:ascii="Calibri" w:cs="Calibri" w:eastAsia="Calibri" w:hAnsi="Calibri"/>
           <w:b w:val="0"/>
+          <w:bCs w:val="0"/>
           <w:smallCaps w:val="0"/>
           <w:strike w:val="0"/>
           <w:sz w:val="22"/>
@@ -3724,6 +3906,7 @@
         <w:rPr>
           <w:rFonts w:ascii="Calibri" w:cs="Calibri" w:eastAsia="Calibri" w:hAnsi="Calibri"/>
           <w:b w:val="0"/>
+          <w:bCs w:val="0"/>
           <w:color w:val="548dd4"/>
         </w:rPr>
       </w:pPr>
@@ -3756,7 +3939,9 @@
         <w:rPr>
           <w:rFonts w:ascii="Cambria" w:cs="Cambria" w:eastAsia="Cambria" w:hAnsi="Cambria"/>
           <w:b w:val="1"/>
+          <w:bCs w:val="1"/>
           <w:i w:val="0"/>
+          <w:iCs w:val="0"/>
           <w:smallCaps w:val="0"/>
           <w:strike w:val="0"/>
           <w:color w:val="4f81bd"/>
@@ -3773,7 +3958,9 @@
         <w:rPr>
           <w:rFonts w:ascii="Cambria" w:cs="Cambria" w:eastAsia="Cambria" w:hAnsi="Cambria"/>
           <w:b w:val="1"/>
+          <w:bCs w:val="1"/>
           <w:i w:val="0"/>
+          <w:iCs w:val="0"/>
           <w:smallCaps w:val="0"/>
           <w:strike w:val="0"/>
           <w:color w:val="365f91"/>
@@ -3819,7 +4006,9 @@
         <w:rPr>
           <w:rFonts w:ascii="Cambria" w:cs="Cambria" w:eastAsia="Cambria" w:hAnsi="Cambria"/>
           <w:b w:val="1"/>
+          <w:bCs w:val="1"/>
           <w:i w:val="0"/>
+          <w:iCs w:val="0"/>
           <w:smallCaps w:val="0"/>
           <w:strike w:val="0"/>
           <w:color w:val="4f81bd"/>
@@ -3856,6 +4045,7 @@
       <w:r>
         <w:rPr>
           <w:b w:val="1"/>
+          <w:bCs w:val="1"/>
           <w:rtl w:val="0"/>
         </w:rPr>
         <w:t xml:space="preserve">Responsable de SQA</w:t>
@@ -3871,6 +4061,7 @@
       <w:r>
         <w:rPr>
           <w:b w:val="1"/>
+          <w:bCs w:val="1"/>
           <w:rtl w:val="0"/>
         </w:rPr>
         <w:t xml:space="preserve">Líder de Proyecto</w:t>
@@ -3886,6 +4077,7 @@
       <w:r>
         <w:rPr>
           <w:b w:val="1"/>
+          <w:bCs w:val="1"/>
           <w:rtl w:val="0"/>
         </w:rPr>
         <w:t xml:space="preserve">Administrador de Configuración</w:t>
@@ -3901,6 +4093,7 @@
       <w:r>
         <w:rPr>
           <w:b w:val="1"/>
+          <w:bCs w:val="1"/>
           <w:rtl w:val="0"/>
         </w:rPr>
         <w:t xml:space="preserve">Desarrolladores</w:t>
@@ -3916,6 +4109,7 @@
       <w:r>
         <w:rPr>
           <w:b w:val="1"/>
+          <w:bCs w:val="1"/>
           <w:rtl w:val="0"/>
         </w:rPr>
         <w:t xml:space="preserve">Usuarios finales (docentes/estudiantes)</w:t>
@@ -3964,6 +4158,7 @@
         <w:rPr>
           <w:rFonts w:ascii="Cambria" w:cs="Cambria" w:eastAsia="Cambria" w:hAnsi="Cambria"/>
           <w:b w:val="1"/>
+          <w:bCs w:val="1"/>
           <w:color w:val="4f81bd"/>
           <w:sz w:val="26"/>
           <w:szCs w:val="26"/>
@@ -3997,7 +4192,9 @@
         <w:rPr>
           <w:rFonts w:ascii="Cambria" w:cs="Cambria" w:eastAsia="Cambria" w:hAnsi="Cambria"/>
           <w:b w:val="1"/>
+          <w:bCs w:val="1"/>
           <w:i w:val="0"/>
+          <w:iCs w:val="0"/>
           <w:smallCaps w:val="0"/>
           <w:strike w:val="0"/>
           <w:color w:val="4f81bd"/>
@@ -4014,7 +4211,9 @@
         <w:rPr>
           <w:rFonts w:ascii="Cambria" w:cs="Cambria" w:eastAsia="Cambria" w:hAnsi="Cambria"/>
           <w:b w:val="1"/>
+          <w:bCs w:val="1"/>
           <w:i w:val="0"/>
+          <w:iCs w:val="0"/>
           <w:smallCaps w:val="0"/>
           <w:strike w:val="0"/>
           <w:color w:val="4f81bd"/>
@@ -4048,7 +4247,9 @@
         <w:rPr>
           <w:rFonts w:ascii="Cambria" w:cs="Cambria" w:eastAsia="Cambria" w:hAnsi="Cambria"/>
           <w:b w:val="1"/>
+          <w:bCs w:val="1"/>
           <w:i w:val="0"/>
+          <w:iCs w:val="0"/>
           <w:smallCaps w:val="0"/>
           <w:strike w:val="0"/>
           <w:color w:val="4f81bd"/>
@@ -4065,7 +4266,9 @@
         <w:rPr>
           <w:rFonts w:ascii="Cambria" w:cs="Cambria" w:eastAsia="Cambria" w:hAnsi="Cambria"/>
           <w:b w:val="1"/>
+          <w:bCs w:val="1"/>
           <w:i w:val="0"/>
+          <w:iCs w:val="0"/>
           <w:smallCaps w:val="0"/>
           <w:strike w:val="0"/>
           <w:color w:val="4f81bd"/>
@@ -4259,7 +4462,9 @@
         <w:rPr>
           <w:rFonts w:ascii="Calibri" w:cs="Calibri" w:eastAsia="Calibri" w:hAnsi="Calibri"/>
           <w:b w:val="0"/>
+          <w:bCs w:val="0"/>
           <w:i w:val="1"/>
+          <w:iCs w:val="1"/>
           <w:smallCaps w:val="0"/>
           <w:strike w:val="0"/>
           <w:color w:val="548dd4"/>
@@ -4296,7 +4501,9 @@
         <w:rPr>
           <w:rFonts w:ascii="Calibri" w:cs="Calibri" w:eastAsia="Calibri" w:hAnsi="Calibri"/>
           <w:b w:val="0"/>
+          <w:bCs w:val="0"/>
           <w:i w:val="1"/>
+          <w:iCs w:val="1"/>
           <w:smallCaps w:val="0"/>
           <w:strike w:val="0"/>
           <w:color w:val="548dd4"/>
@@ -4313,7 +4520,9 @@
         <w:rPr>
           <w:rFonts w:ascii="Cambria" w:cs="Cambria" w:eastAsia="Cambria" w:hAnsi="Cambria"/>
           <w:b w:val="1"/>
+          <w:bCs w:val="1"/>
           <w:i w:val="0"/>
+          <w:iCs w:val="0"/>
           <w:smallCaps w:val="0"/>
           <w:strike w:val="0"/>
           <w:color w:val="4f81bd"/>
@@ -4352,7 +4561,9 @@
         <w:rPr>
           <w:rFonts w:ascii="Cambria" w:cs="Cambria" w:eastAsia="Cambria" w:hAnsi="Cambria"/>
           <w:b w:val="1"/>
+          <w:bCs w:val="1"/>
           <w:i w:val="1"/>
+          <w:iCs w:val="1"/>
           <w:smallCaps w:val="0"/>
           <w:strike w:val="0"/>
           <w:color w:val="4f81bd"/>
@@ -4369,7 +4580,9 @@
         <w:rPr>
           <w:rFonts w:ascii="Cambria" w:cs="Cambria" w:eastAsia="Cambria" w:hAnsi="Cambria"/>
           <w:b w:val="1"/>
+          <w:bCs w:val="1"/>
           <w:i w:val="1"/>
+          <w:iCs w:val="1"/>
           <w:smallCaps w:val="0"/>
           <w:strike w:val="0"/>
           <w:color w:val="4f81bd"/>
@@ -4569,7 +4782,9 @@
         <w:rPr>
           <w:rFonts w:ascii="Calibri" w:cs="Calibri" w:eastAsia="Calibri" w:hAnsi="Calibri"/>
           <w:b w:val="0"/>
+          <w:bCs w:val="0"/>
           <w:i w:val="1"/>
+          <w:iCs w:val="1"/>
           <w:smallCaps w:val="0"/>
           <w:strike w:val="0"/>
           <w:color w:val="548dd4"/>
@@ -4609,7 +4824,9 @@
         <w:rPr>
           <w:rFonts w:ascii="Cambria" w:cs="Cambria" w:eastAsia="Cambria" w:hAnsi="Cambria"/>
           <w:b w:val="1"/>
+          <w:bCs w:val="1"/>
           <w:i w:val="1"/>
+          <w:iCs w:val="1"/>
           <w:smallCaps w:val="0"/>
           <w:strike w:val="0"/>
           <w:color w:val="4f81bd"/>
@@ -4790,7 +5007,9 @@
         <w:rPr>
           <w:rFonts w:ascii="Calibri" w:cs="Calibri" w:eastAsia="Calibri" w:hAnsi="Calibri"/>
           <w:b w:val="0"/>
+          <w:bCs w:val="0"/>
           <w:i w:val="1"/>
+          <w:iCs w:val="1"/>
           <w:smallCaps w:val="0"/>
           <w:strike w:val="0"/>
           <w:color w:val="548dd4"/>
@@ -4805,6 +5024,7 @@
         <w:rPr>
           <w:rFonts w:ascii="Calibri" w:cs="Calibri" w:eastAsia="Calibri" w:hAnsi="Calibri"/>
           <w:b w:val="0"/>
+          <w:bCs w:val="0"/>
           <w:smallCaps w:val="0"/>
           <w:strike w:val="0"/>
           <w:sz w:val="22"/>
@@ -4826,6 +5046,7 @@
         <w:rPr>
           <w:rFonts w:ascii="Calibri" w:cs="Calibri" w:eastAsia="Calibri" w:hAnsi="Calibri"/>
           <w:b w:val="0"/>
+          <w:bCs w:val="0"/>
           <w:smallCaps w:val="0"/>
           <w:strike w:val="0"/>
           <w:sz w:val="22"/>
@@ -4847,6 +5068,7 @@
         <w:rPr>
           <w:rFonts w:ascii="Calibri" w:cs="Calibri" w:eastAsia="Calibri" w:hAnsi="Calibri"/>
           <w:b w:val="0"/>
+          <w:bCs w:val="0"/>
           <w:smallCaps w:val="0"/>
           <w:strike w:val="0"/>
           <w:sz w:val="22"/>
@@ -4868,6 +5090,7 @@
         <w:rPr>
           <w:rFonts w:ascii="Calibri" w:cs="Calibri" w:eastAsia="Calibri" w:hAnsi="Calibri"/>
           <w:b w:val="0"/>
+          <w:bCs w:val="0"/>
           <w:smallCaps w:val="0"/>
           <w:strike w:val="0"/>
           <w:sz w:val="22"/>
@@ -4914,7 +5137,9 @@
         <w:rPr>
           <w:rFonts w:ascii="Calibri" w:cs="Calibri" w:eastAsia="Calibri" w:hAnsi="Calibri"/>
           <w:b w:val="0"/>
+          <w:bCs w:val="0"/>
           <w:i w:val="1"/>
+          <w:iCs w:val="1"/>
           <w:smallCaps w:val="0"/>
           <w:strike w:val="0"/>
           <w:color w:val="548dd4"/>
@@ -4951,7 +5176,9 @@
         <w:rPr>
           <w:rFonts w:ascii="Cambria" w:cs="Cambria" w:eastAsia="Cambria" w:hAnsi="Cambria"/>
           <w:b w:val="1"/>
+          <w:bCs w:val="1"/>
           <w:i w:val="1"/>
+          <w:iCs w:val="1"/>
           <w:smallCaps w:val="0"/>
           <w:strike w:val="0"/>
           <w:color w:val="4f81bd"/>
@@ -4966,7 +5193,9 @@
         <w:rPr>
           <w:rFonts w:ascii="Cambria" w:cs="Cambria" w:eastAsia="Cambria" w:hAnsi="Cambria"/>
           <w:b w:val="1"/>
+          <w:bCs w:val="1"/>
           <w:i w:val="1"/>
+          <w:iCs w:val="1"/>
           <w:smallCaps w:val="0"/>
           <w:strike w:val="0"/>
           <w:color w:val="4f81bd"/>
@@ -5057,7 +5286,9 @@
         <w:rPr>
           <w:rFonts w:ascii="Cambria" w:cs="Cambria" w:eastAsia="Cambria" w:hAnsi="Cambria"/>
           <w:b w:val="1"/>
+          <w:bCs w:val="1"/>
           <w:i w:val="1"/>
+          <w:iCs w:val="1"/>
           <w:smallCaps w:val="0"/>
           <w:strike w:val="0"/>
           <w:color w:val="4f81bd"/>
@@ -5074,7 +5305,9 @@
         <w:rPr>
           <w:rFonts w:ascii="Cambria" w:cs="Cambria" w:eastAsia="Cambria" w:hAnsi="Cambria"/>
           <w:b w:val="1"/>
+          <w:bCs w:val="1"/>
           <w:i w:val="1"/>
+          <w:iCs w:val="1"/>
           <w:smallCaps w:val="0"/>
           <w:strike w:val="0"/>
           <w:color w:val="4f81bd"/>
@@ -5168,7 +5401,9 @@
         <w:rPr>
           <w:rFonts w:ascii="Verdana" w:cs="Verdana" w:eastAsia="Verdana" w:hAnsi="Verdana"/>
           <w:b w:val="0"/>
+          <w:bCs w:val="0"/>
           <w:i w:val="0"/>
+          <w:iCs w:val="0"/>
           <w:smallCaps w:val="0"/>
           <w:strike w:val="0"/>
           <w:color w:val="000000"/>
@@ -5183,7 +5418,9 @@
         <w:rPr>
           <w:rFonts w:ascii="Calibri" w:cs="Calibri" w:eastAsia="Calibri" w:hAnsi="Calibri"/>
           <w:b w:val="0"/>
+          <w:bCs w:val="0"/>
           <w:i w:val="1"/>
+          <w:iCs w:val="1"/>
           <w:smallCaps w:val="0"/>
           <w:strike w:val="0"/>
           <w:color w:val="548dd4"/>
@@ -5200,7 +5437,9 @@
         <w:rPr>
           <w:rFonts w:ascii="Verdana" w:cs="Verdana" w:eastAsia="Verdana" w:hAnsi="Verdana"/>
           <w:b w:val="0"/>
+          <w:bCs w:val="0"/>
           <w:i w:val="0"/>
+          <w:iCs w:val="0"/>
           <w:smallCaps w:val="0"/>
           <w:strike w:val="0"/>
           <w:color w:val="000000"/>
@@ -5234,7 +5473,9 @@
         <w:rPr>
           <w:rFonts w:ascii="Cambria" w:cs="Cambria" w:eastAsia="Cambria" w:hAnsi="Cambria"/>
           <w:b w:val="1"/>
+          <w:bCs w:val="1"/>
           <w:i w:val="0"/>
+          <w:iCs w:val="0"/>
           <w:smallCaps w:val="0"/>
           <w:strike w:val="0"/>
           <w:color w:val="4f81bd"/>
@@ -5251,7 +5492,9 @@
         <w:rPr>
           <w:rFonts w:ascii="Cambria" w:cs="Cambria" w:eastAsia="Cambria" w:hAnsi="Cambria"/>
           <w:b w:val="1"/>
+          <w:bCs w:val="1"/>
           <w:i w:val="0"/>
+          <w:iCs w:val="0"/>
           <w:smallCaps w:val="0"/>
           <w:strike w:val="0"/>
           <w:color w:val="4f81bd"/>
@@ -5358,7 +5601,9 @@
         <w:rPr>
           <w:rFonts w:ascii="Calibri" w:cs="Calibri" w:eastAsia="Calibri" w:hAnsi="Calibri"/>
           <w:b w:val="0"/>
+          <w:bCs w:val="0"/>
           <w:i w:val="1"/>
+          <w:iCs w:val="1"/>
           <w:smallCaps w:val="0"/>
           <w:strike w:val="0"/>
           <w:color w:val="548dd4"/>
@@ -5398,6 +5643,7 @@
         <w:rPr>
           <w:rFonts w:ascii="Cambria" w:cs="Cambria" w:eastAsia="Cambria" w:hAnsi="Cambria"/>
           <w:b w:val="1"/>
+          <w:bCs w:val="1"/>
           <w:color w:val="365f91"/>
           <w:sz w:val="28"/>
           <w:szCs w:val="28"/>
@@ -5409,7 +5655,9 @@
         <w:rPr>
           <w:rFonts w:ascii="Cambria" w:cs="Cambria" w:eastAsia="Cambria" w:hAnsi="Cambria"/>
           <w:b w:val="1"/>
+          <w:bCs w:val="1"/>
           <w:i w:val="0"/>
+          <w:iCs w:val="0"/>
           <w:smallCaps w:val="0"/>
           <w:strike w:val="0"/>
           <w:color w:val="365f91"/>
@@ -5451,7 +5699,9 @@
         <w:rPr>
           <w:rFonts w:ascii="Cambria" w:cs="Cambria" w:eastAsia="Cambria" w:hAnsi="Cambria"/>
           <w:b w:val="1"/>
+          <w:bCs w:val="1"/>
           <w:i w:val="0"/>
+          <w:iCs w:val="0"/>
           <w:smallCaps w:val="0"/>
           <w:strike w:val="0"/>
           <w:color w:val="4f81bd"/>
@@ -5468,7 +5718,9 @@
         <w:rPr>
           <w:rFonts w:ascii="Cambria" w:cs="Cambria" w:eastAsia="Cambria" w:hAnsi="Cambria"/>
           <w:b w:val="1"/>
+          <w:bCs w:val="1"/>
           <w:i w:val="0"/>
+          <w:iCs w:val="0"/>
           <w:smallCaps w:val="0"/>
           <w:strike w:val="0"/>
           <w:color w:val="4f81bd"/>
@@ -5549,7 +5801,9 @@
         <w:rPr>
           <w:rFonts w:ascii="Cambria" w:cs="Cambria" w:eastAsia="Cambria" w:hAnsi="Cambria"/>
           <w:b w:val="1"/>
+          <w:bCs w:val="1"/>
           <w:i w:val="0"/>
+          <w:iCs w:val="0"/>
           <w:smallCaps w:val="0"/>
           <w:strike w:val="0"/>
           <w:color w:val="4f81bd"/>
@@ -5566,7 +5820,9 @@
         <w:rPr>
           <w:rFonts w:ascii="Cambria" w:cs="Cambria" w:eastAsia="Cambria" w:hAnsi="Cambria"/>
           <w:b w:val="1"/>
+          <w:bCs w:val="1"/>
           <w:i w:val="0"/>
+          <w:iCs w:val="0"/>
           <w:smallCaps w:val="0"/>
           <w:strike w:val="0"/>
           <w:color w:val="4f81bd"/>
@@ -5590,7 +5846,9 @@
         <w:rPr>
           <w:rFonts w:ascii="Calibri" w:cs="Calibri" w:eastAsia="Calibri" w:hAnsi="Calibri"/>
           <w:b w:val="0"/>
+          <w:bCs w:val="0"/>
           <w:i w:val="1"/>
+          <w:iCs w:val="1"/>
           <w:smallCaps w:val="0"/>
           <w:strike w:val="0"/>
           <w:color w:val="548dd4"/>
@@ -5633,7 +5891,9 @@
         <w:rPr>
           <w:rFonts w:ascii="Cambria" w:cs="Cambria" w:eastAsia="Cambria" w:hAnsi="Cambria"/>
           <w:b w:val="1"/>
+          <w:bCs w:val="1"/>
           <w:i w:val="0"/>
+          <w:iCs w:val="0"/>
           <w:smallCaps w:val="0"/>
           <w:strike w:val="0"/>
           <w:color w:val="4f81bd"/>
@@ -5650,7 +5910,9 @@
         <w:rPr>
           <w:rFonts w:ascii="Cambria" w:cs="Cambria" w:eastAsia="Cambria" w:hAnsi="Cambria"/>
           <w:b w:val="1"/>
+          <w:bCs w:val="1"/>
           <w:i w:val="0"/>
+          <w:iCs w:val="0"/>
           <w:smallCaps w:val="0"/>
           <w:strike w:val="0"/>
           <w:color w:val="4f81bd"/>
@@ -5674,6 +5936,7 @@
         <w:jc w:val="both"/>
         <w:rPr>
           <w:i w:val="1"/>
+          <w:iCs w:val="1"/>
           <w:color w:val="548dd4"/>
         </w:rPr>
       </w:pPr>
@@ -5698,6 +5961,7 @@
         <w:jc w:val="both"/>
         <w:rPr>
           <w:i w:val="1"/>
+          <w:iCs w:val="1"/>
           <w:color w:val="548dd4"/>
         </w:rPr>
       </w:pPr>
@@ -5730,7 +5994,9 @@
         <w:rPr>
           <w:rFonts w:ascii="Cambria" w:cs="Cambria" w:eastAsia="Cambria" w:hAnsi="Cambria"/>
           <w:b w:val="1"/>
+          <w:bCs w:val="1"/>
           <w:i w:val="0"/>
+          <w:iCs w:val="0"/>
           <w:smallCaps w:val="0"/>
           <w:strike w:val="0"/>
           <w:color w:val="365f91"/>
@@ -5747,7 +6013,9 @@
         <w:rPr>
           <w:rFonts w:ascii="Cambria" w:cs="Cambria" w:eastAsia="Cambria" w:hAnsi="Cambria"/>
           <w:b w:val="1"/>
+          <w:bCs w:val="1"/>
           <w:i w:val="0"/>
+          <w:iCs w:val="0"/>
           <w:smallCaps w:val="0"/>
           <w:strike w:val="0"/>
           <w:color w:val="365f91"/>
@@ -5770,6 +6038,7 @@
         <w:jc w:val="both"/>
         <w:rPr>
           <w:i w:val="1"/>
+          <w:iCs w:val="1"/>
           <w:color w:val="548dd4"/>
         </w:rPr>
       </w:pPr>
@@ -5808,7 +6077,9 @@
         <w:rPr>
           <w:rFonts w:ascii="Calibri" w:cs="Calibri" w:eastAsia="Calibri" w:hAnsi="Calibri"/>
           <w:b w:val="0"/>
+          <w:bCs w:val="0"/>
           <w:i w:val="1"/>
+          <w:iCs w:val="1"/>
           <w:smallCaps w:val="0"/>
           <w:strike w:val="0"/>
           <w:color w:val="548dd4"/>
@@ -5823,6 +6094,7 @@
         <w:rPr>
           <w:rFonts w:ascii="Calibri" w:cs="Calibri" w:eastAsia="Calibri" w:hAnsi="Calibri"/>
           <w:b w:val="0"/>
+          <w:bCs w:val="0"/>
           <w:smallCaps w:val="0"/>
           <w:strike w:val="0"/>
           <w:sz w:val="22"/>
@@ -5844,6 +6116,7 @@
         <w:rPr>
           <w:rFonts w:ascii="Calibri" w:cs="Calibri" w:eastAsia="Calibri" w:hAnsi="Calibri"/>
           <w:b w:val="0"/>
+          <w:bCs w:val="0"/>
           <w:smallCaps w:val="0"/>
           <w:strike w:val="0"/>
           <w:sz w:val="22"/>
@@ -5865,6 +6138,7 @@
         <w:rPr>
           <w:rFonts w:ascii="Calibri" w:cs="Calibri" w:eastAsia="Calibri" w:hAnsi="Calibri"/>
           <w:b w:val="0"/>
+          <w:bCs w:val="0"/>
           <w:smallCaps w:val="0"/>
           <w:strike w:val="0"/>
           <w:sz w:val="22"/>
@@ -5880,7 +6154,9 @@
         <w:rPr>
           <w:rFonts w:ascii="Calibri" w:cs="Calibri" w:eastAsia="Calibri" w:hAnsi="Calibri"/>
           <w:b w:val="0"/>
+          <w:bCs w:val="0"/>
           <w:i w:val="1"/>
+          <w:iCs w:val="1"/>
           <w:smallCaps w:val="0"/>
           <w:strike w:val="0"/>
           <w:color w:val="548dd4"/>
@@ -5903,6 +6179,7 @@
         <w:rPr>
           <w:rFonts w:ascii="Calibri" w:cs="Calibri" w:eastAsia="Calibri" w:hAnsi="Calibri"/>
           <w:b w:val="0"/>
+          <w:bCs w:val="0"/>
           <w:smallCaps w:val="0"/>
           <w:strike w:val="0"/>
           <w:sz w:val="22"/>
@@ -5918,7 +6195,9 @@
         <w:rPr>
           <w:rFonts w:ascii="Calibri" w:cs="Calibri" w:eastAsia="Calibri" w:hAnsi="Calibri"/>
           <w:b w:val="0"/>
+          <w:bCs w:val="0"/>
           <w:i w:val="1"/>
+          <w:iCs w:val="1"/>
           <w:smallCaps w:val="0"/>
           <w:strike w:val="0"/>
           <w:color w:val="548dd4"/>
@@ -5935,6 +6214,7 @@
         <w:rPr>
           <w:rFonts w:ascii="Calibri" w:cs="Calibri" w:eastAsia="Calibri" w:hAnsi="Calibri"/>
           <w:b w:val="0"/>
+          <w:bCs w:val="0"/>
           <w:smallCaps w:val="0"/>
           <w:strike w:val="0"/>
           <w:sz w:val="22"/>
@@ -5971,6 +6251,7 @@
         <w:jc w:val="both"/>
         <w:rPr>
           <w:i w:val="1"/>
+          <w:iCs w:val="1"/>
           <w:color w:val="548dd4"/>
         </w:rPr>
       </w:pPr>
@@ -5980,7 +6261,9 @@
         <w:rPr>
           <w:rFonts w:ascii="Cambria" w:cs="Cambria" w:eastAsia="Cambria" w:hAnsi="Cambria"/>
           <w:b w:val="1"/>
+          <w:bCs w:val="1"/>
           <w:i w:val="0"/>
+          <w:iCs w:val="0"/>
           <w:smallCaps w:val="0"/>
           <w:strike w:val="0"/>
           <w:color w:val="4f81bd"/>
@@ -6022,6 +6305,7 @@
         <w:rPr>
           <w:rFonts w:ascii="Calibri" w:cs="Calibri" w:eastAsia="Calibri" w:hAnsi="Calibri"/>
           <w:b w:val="0"/>
+          <w:bCs w:val="0"/>
           <w:smallCaps w:val="0"/>
           <w:strike w:val="0"/>
           <w:sz w:val="22"/>
@@ -6041,6 +6325,7 @@
         <w:rPr>
           <w:rFonts w:ascii="Calibri" w:cs="Calibri" w:eastAsia="Calibri" w:hAnsi="Calibri"/>
           <w:b w:val="0"/>
+          <w:bCs w:val="0"/>
           <w:smallCaps w:val="0"/>
           <w:strike w:val="0"/>
           <w:sz w:val="22"/>
@@ -6062,6 +6347,7 @@
         <w:rPr>
           <w:rFonts w:ascii="Calibri" w:cs="Calibri" w:eastAsia="Calibri" w:hAnsi="Calibri"/>
           <w:b w:val="0"/>
+          <w:bCs w:val="0"/>
           <w:smallCaps w:val="0"/>
           <w:strike w:val="0"/>
           <w:sz w:val="22"/>
@@ -6083,6 +6369,7 @@
         <w:rPr>
           <w:rFonts w:ascii="Calibri" w:cs="Calibri" w:eastAsia="Calibri" w:hAnsi="Calibri"/>
           <w:b w:val="0"/>
+          <w:bCs w:val="0"/>
           <w:smallCaps w:val="0"/>
           <w:strike w:val="0"/>
           <w:sz w:val="22"/>
@@ -6118,6 +6405,7 @@
         <w:rPr>
           <w:rFonts w:ascii="Calibri" w:cs="Calibri" w:eastAsia="Calibri" w:hAnsi="Calibri"/>
           <w:b w:val="0"/>
+          <w:bCs w:val="0"/>
           <w:smallCaps w:val="0"/>
           <w:strike w:val="0"/>
           <w:sz w:val="22"/>
@@ -6137,6 +6425,7 @@
         <w:rPr>
           <w:rFonts w:ascii="Noto Sans Symbols" w:cs="Noto Sans Symbols" w:eastAsia="Noto Sans Symbols" w:hAnsi="Noto Sans Symbols"/>
           <w:b w:val="0"/>
+          <w:bCs w:val="0"/>
           <w:smallCaps w:val="0"/>
           <w:strike w:val="0"/>
           <w:sz w:val="22"/>
@@ -6158,6 +6447,7 @@
         <w:rPr>
           <w:rFonts w:ascii="Calibri" w:cs="Calibri" w:eastAsia="Calibri" w:hAnsi="Calibri"/>
           <w:b w:val="0"/>
+          <w:bCs w:val="0"/>
           <w:smallCaps w:val="0"/>
           <w:strike w:val="0"/>
           <w:sz w:val="22"/>
@@ -6179,6 +6469,7 @@
         <w:rPr>
           <w:rFonts w:ascii="Calibri" w:cs="Calibri" w:eastAsia="Calibri" w:hAnsi="Calibri"/>
           <w:b w:val="0"/>
+          <w:bCs w:val="0"/>
           <w:smallCaps w:val="0"/>
           <w:strike w:val="0"/>
           <w:sz w:val="22"/>
@@ -6211,6 +6502,7 @@
         <w:rPr>
           <w:rFonts w:ascii="Cambria" w:cs="Cambria" w:eastAsia="Cambria" w:hAnsi="Cambria"/>
           <w:b w:val="1"/>
+          <w:bCs w:val="1"/>
           <w:color w:val="4f81bd"/>
           <w:sz w:val="26"/>
           <w:szCs w:val="26"/>
@@ -6244,7 +6536,9 @@
         <w:rPr>
           <w:rFonts w:ascii="Cambria" w:cs="Cambria" w:eastAsia="Cambria" w:hAnsi="Cambria"/>
           <w:b w:val="1"/>
+          <w:bCs w:val="1"/>
           <w:i w:val="0"/>
+          <w:iCs w:val="0"/>
           <w:smallCaps w:val="0"/>
           <w:strike w:val="0"/>
           <w:color w:val="4f81bd"/>
@@ -6261,7 +6555,9 @@
         <w:rPr>
           <w:rFonts w:ascii="Cambria" w:cs="Cambria" w:eastAsia="Cambria" w:hAnsi="Cambria"/>
           <w:b w:val="1"/>
+          <w:bCs w:val="1"/>
           <w:i w:val="0"/>
+          <w:iCs w:val="0"/>
           <w:smallCaps w:val="0"/>
           <w:strike w:val="0"/>
           <w:color w:val="4f81bd"/>
@@ -6285,6 +6581,7 @@
         <w:rPr>
           <w:rFonts w:ascii="Calibri" w:cs="Calibri" w:eastAsia="Calibri" w:hAnsi="Calibri"/>
           <w:b w:val="0"/>
+          <w:bCs w:val="0"/>
           <w:smallCaps w:val="0"/>
           <w:strike w:val="0"/>
           <w:sz w:val="22"/>
@@ -6303,6 +6600,7 @@
       <w:r>
         <w:rPr>
           <w:i w:val="1"/>
+          <w:iCs w:val="1"/>
           <w:color w:val="548dd4"/>
           <w:rtl w:val="0"/>
         </w:rPr>
@@ -6312,6 +6610,7 @@
         <w:rPr>
           <w:rFonts w:ascii="Calibri" w:cs="Calibri" w:eastAsia="Calibri" w:hAnsi="Calibri"/>
           <w:b w:val="0"/>
+          <w:bCs w:val="0"/>
           <w:smallCaps w:val="0"/>
           <w:strike w:val="0"/>
           <w:sz w:val="22"/>
@@ -6371,6 +6670,7 @@
         <w:rPr>
           <w:rFonts w:ascii="Calibri" w:cs="Calibri" w:eastAsia="Calibri" w:hAnsi="Calibri"/>
           <w:b w:val="0"/>
+          <w:bCs w:val="0"/>
           <w:smallCaps w:val="0"/>
           <w:strike w:val="0"/>
           <w:sz w:val="22"/>
@@ -6413,6 +6713,7 @@
       <w:r>
         <w:rPr>
           <w:b w:val="1"/>
+          <w:bCs w:val="1"/>
           <w:rtl w:val="0"/>
         </w:rPr>
         <w:t xml:space="preserve">:</w:t>
@@ -6491,6 +6792,7 @@
       <w:r>
         <w:rPr>
           <w:b w:val="1"/>
+          <w:bCs w:val="1"/>
           <w:rtl w:val="0"/>
         </w:rPr>
         <w:t xml:space="preserve">:</w:t>
@@ -6526,6 +6828,7 @@
       <w:r>
         <w:rPr>
           <w:b w:val="1"/>
+          <w:bCs w:val="1"/>
           <w:rtl w:val="0"/>
         </w:rPr>
         <w:t xml:space="preserve">:</w:t>
@@ -6558,6 +6861,7 @@
         <w:rPr>
           <w:rFonts w:ascii="Cambria" w:cs="Cambria" w:eastAsia="Cambria" w:hAnsi="Cambria"/>
           <w:b w:val="1"/>
+          <w:bCs w:val="1"/>
           <w:smallCaps w:val="0"/>
           <w:strike w:val="0"/>
           <w:sz w:val="26"/>
@@ -6573,6 +6877,7 @@
         <w:rPr>
           <w:rFonts w:ascii="Cambria" w:cs="Cambria" w:eastAsia="Cambria" w:hAnsi="Cambria"/>
           <w:b w:val="1"/>
+          <w:bCs w:val="1"/>
           <w:smallCaps w:val="0"/>
           <w:strike w:val="0"/>
           <w:color w:val="4f81bd"/>
@@ -6614,6 +6919,7 @@
         <w:rPr>
           <w:rFonts w:ascii="Calibri" w:cs="Calibri" w:eastAsia="Calibri" w:hAnsi="Calibri"/>
           <w:b w:val="0"/>
+          <w:bCs w:val="0"/>
           <w:smallCaps w:val="0"/>
           <w:strike w:val="0"/>
           <w:sz w:val="22"/>
@@ -6633,6 +6939,7 @@
         <w:rPr>
           <w:rFonts w:ascii="Calibri" w:cs="Calibri" w:eastAsia="Calibri" w:hAnsi="Calibri"/>
           <w:b w:val="0"/>
+          <w:bCs w:val="0"/>
           <w:smallCaps w:val="0"/>
           <w:strike w:val="0"/>
           <w:sz w:val="22"/>
@@ -6672,6 +6979,7 @@
         <w:rPr>
           <w:rFonts w:ascii="Calibri" w:cs="Calibri" w:eastAsia="Calibri" w:hAnsi="Calibri"/>
           <w:b w:val="0"/>
+          <w:bCs w:val="0"/>
           <w:smallCaps w:val="0"/>
           <w:strike w:val="0"/>
           <w:sz w:val="22"/>
@@ -6685,6 +6993,7 @@
         <w:rPr>
           <w:rFonts w:ascii="Calibri" w:cs="Calibri" w:eastAsia="Calibri" w:hAnsi="Calibri"/>
           <w:b w:val="0"/>
+          <w:bCs w:val="0"/>
           <w:smallCaps w:val="0"/>
           <w:strike w:val="0"/>
           <w:sz w:val="22"/>
@@ -6734,6 +7043,7 @@
       <w:r>
         <w:rPr>
           <w:b w:val="1"/>
+          <w:bCs w:val="1"/>
           <w:rtl w:val="0"/>
         </w:rPr>
         <w:t xml:space="preserve">:</w:t>
@@ -6915,6 +7225,7 @@
       <w:r>
         <w:rPr>
           <w:b w:val="1"/>
+          <w:bCs w:val="1"/>
           <w:rtl w:val="0"/>
         </w:rPr>
         <w:t xml:space="preserve">:</w:t>
@@ -6953,6 +7264,7 @@
         <w:rPr>
           <w:rFonts w:ascii="Calibri" w:cs="Calibri" w:eastAsia="Calibri" w:hAnsi="Calibri"/>
           <w:b w:val="0"/>
+          <w:bCs w:val="0"/>
           <w:smallCaps w:val="0"/>
           <w:strike w:val="0"/>
           <w:sz w:val="22"/>
@@ -6966,6 +7278,7 @@
         <w:rPr>
           <w:rFonts w:ascii="Calibri" w:cs="Calibri" w:eastAsia="Calibri" w:hAnsi="Calibri"/>
           <w:b w:val="0"/>
+          <w:bCs w:val="0"/>
           <w:smallCaps w:val="0"/>
           <w:strike w:val="0"/>
           <w:sz w:val="22"/>
@@ -7015,6 +7328,7 @@
       <w:r>
         <w:rPr>
           <w:b w:val="1"/>
+          <w:bCs w:val="1"/>
           <w:rtl w:val="0"/>
         </w:rPr>
         <w:t xml:space="preserve">:</w:t>
@@ -7196,6 +7510,7 @@
       <w:r>
         <w:rPr>
           <w:b w:val="1"/>
+          <w:bCs w:val="1"/>
           <w:rtl w:val="0"/>
         </w:rPr>
         <w:t xml:space="preserve">:</w:t>
@@ -7227,7 +7542,9 @@
         <w:rPr>
           <w:rFonts w:ascii="Cambria" w:cs="Cambria" w:eastAsia="Cambria" w:hAnsi="Cambria"/>
           <w:b w:val="1"/>
+          <w:bCs w:val="1"/>
           <w:i w:val="0"/>
+          <w:iCs w:val="0"/>
           <w:smallCaps w:val="0"/>
           <w:strike w:val="0"/>
           <w:color w:val="4f81bd"/>
@@ -7244,7 +7561,9 @@
         <w:rPr>
           <w:rFonts w:ascii="Cambria" w:cs="Cambria" w:eastAsia="Cambria" w:hAnsi="Cambria"/>
           <w:b w:val="1"/>
+          <w:bCs w:val="1"/>
           <w:i w:val="0"/>
+          <w:iCs w:val="0"/>
           <w:smallCaps w:val="0"/>
           <w:strike w:val="0"/>
           <w:color w:val="4f81bd"/>
@@ -7281,6 +7600,7 @@
         <w:rPr>
           <w:rFonts w:ascii="Calibri" w:cs="Calibri" w:eastAsia="Calibri" w:hAnsi="Calibri"/>
           <w:b w:val="0"/>
+          <w:bCs w:val="0"/>
           <w:smallCaps w:val="0"/>
           <w:strike w:val="0"/>
           <w:sz w:val="22"/>
@@ -7299,6 +7619,7 @@
       <w:r>
         <w:rPr>
           <w:i w:val="1"/>
+          <w:iCs w:val="1"/>
           <w:color w:val="548dd4"/>
           <w:rtl w:val="0"/>
         </w:rPr>
@@ -7314,6 +7635,7 @@
         <w:rPr>
           <w:rFonts w:ascii="Calibri" w:cs="Calibri" w:eastAsia="Calibri" w:hAnsi="Calibri"/>
           <w:b w:val="0"/>
+          <w:bCs w:val="0"/>
           <w:smallCaps w:val="0"/>
           <w:strike w:val="0"/>
           <w:sz w:val="22"/>
@@ -7329,7 +7651,9 @@
         <w:rPr>
           <w:rFonts w:ascii="Calibri" w:cs="Calibri" w:eastAsia="Calibri" w:hAnsi="Calibri"/>
           <w:b w:val="0"/>
+          <w:bCs w:val="0"/>
           <w:i w:val="1"/>
+          <w:iCs w:val="1"/>
           <w:smallCaps w:val="0"/>
           <w:strike w:val="0"/>
           <w:color w:val="548dd4"/>
@@ -7346,6 +7670,7 @@
         <w:rPr>
           <w:rFonts w:ascii="Calibri" w:cs="Calibri" w:eastAsia="Calibri" w:hAnsi="Calibri"/>
           <w:b w:val="0"/>
+          <w:bCs w:val="0"/>
           <w:smallCaps w:val="0"/>
           <w:strike w:val="0"/>
           <w:sz w:val="22"/>
@@ -7367,6 +7692,7 @@
         <w:rPr>
           <w:rFonts w:ascii="Calibri" w:cs="Calibri" w:eastAsia="Calibri" w:hAnsi="Calibri"/>
           <w:b w:val="0"/>
+          <w:bCs w:val="0"/>
           <w:smallCaps w:val="0"/>
           <w:strike w:val="0"/>
           <w:sz w:val="22"/>
@@ -7406,6 +7732,7 @@
         <w:rPr>
           <w:rFonts w:ascii="Calibri" w:cs="Calibri" w:eastAsia="Calibri" w:hAnsi="Calibri"/>
           <w:b w:val="0"/>
+          <w:bCs w:val="0"/>
           <w:smallCaps w:val="0"/>
           <w:strike w:val="0"/>
           <w:sz w:val="22"/>
@@ -7419,6 +7746,7 @@
         <w:rPr>
           <w:rFonts w:ascii="Calibri" w:cs="Calibri" w:eastAsia="Calibri" w:hAnsi="Calibri"/>
           <w:b w:val="0"/>
+          <w:bCs w:val="0"/>
           <w:smallCaps w:val="0"/>
           <w:strike w:val="0"/>
           <w:sz w:val="22"/>
@@ -7563,6 +7891,7 @@
         <w:rPr>
           <w:rFonts w:ascii="Calibri" w:cs="Calibri" w:eastAsia="Calibri" w:hAnsi="Calibri"/>
           <w:b w:val="0"/>
+          <w:bCs w:val="0"/>
           <w:smallCaps w:val="0"/>
           <w:strike w:val="0"/>
           <w:sz w:val="22"/>
@@ -7576,6 +7905,7 @@
         <w:rPr>
           <w:rFonts w:ascii="Calibri" w:cs="Calibri" w:eastAsia="Calibri" w:hAnsi="Calibri"/>
           <w:b w:val="0"/>
+          <w:bCs w:val="0"/>
           <w:smallCaps w:val="0"/>
           <w:strike w:val="0"/>
           <w:sz w:val="22"/>
@@ -7659,6 +7989,7 @@
       <w:r>
         <w:rPr>
           <w:b w:val="1"/>
+          <w:bCs w:val="1"/>
           <w:rtl w:val="0"/>
         </w:rPr>
         <w:t xml:space="preserve">0</w:t>
@@ -7693,6 +8024,7 @@
         <w:rPr>
           <w:rFonts w:ascii="Calibri" w:cs="Calibri" w:eastAsia="Calibri" w:hAnsi="Calibri"/>
           <w:b w:val="0"/>
+          <w:bCs w:val="0"/>
           <w:smallCaps w:val="0"/>
           <w:strike w:val="0"/>
           <w:sz w:val="22"/>
@@ -7728,7 +8060,9 @@
         <w:rPr>
           <w:rFonts w:ascii="Cambria" w:cs="Cambria" w:eastAsia="Cambria" w:hAnsi="Cambria"/>
           <w:b w:val="1"/>
+          <w:bCs w:val="1"/>
           <w:i w:val="0"/>
+          <w:iCs w:val="0"/>
           <w:smallCaps w:val="0"/>
           <w:strike w:val="0"/>
           <w:color w:val="4f81bd"/>
@@ -7745,7 +8079,9 @@
         <w:rPr>
           <w:rFonts w:ascii="Cambria" w:cs="Cambria" w:eastAsia="Cambria" w:hAnsi="Cambria"/>
           <w:b w:val="1"/>
+          <w:bCs w:val="1"/>
           <w:i w:val="0"/>
+          <w:iCs w:val="0"/>
           <w:smallCaps w:val="0"/>
           <w:strike w:val="0"/>
           <w:color w:val="4f81bd"/>
@@ -7769,6 +8105,7 @@
         <w:rPr>
           <w:rFonts w:ascii="Calibri" w:cs="Calibri" w:eastAsia="Calibri" w:hAnsi="Calibri"/>
           <w:b w:val="0"/>
+          <w:bCs w:val="0"/>
           <w:smallCaps w:val="0"/>
           <w:strike w:val="0"/>
           <w:sz w:val="22"/>
@@ -7782,6 +8119,7 @@
         <w:rPr>
           <w:rFonts w:ascii="Calibri" w:cs="Calibri" w:eastAsia="Calibri" w:hAnsi="Calibri"/>
           <w:b w:val="0"/>
+          <w:bCs w:val="0"/>
           <w:smallCaps w:val="0"/>
           <w:strike w:val="0"/>
           <w:sz w:val="22"/>
@@ -7803,6 +8141,7 @@
         <w:rPr>
           <w:rFonts w:ascii="Calibri" w:cs="Calibri" w:eastAsia="Calibri" w:hAnsi="Calibri"/>
           <w:b w:val="0"/>
+          <w:bCs w:val="0"/>
           <w:smallCaps w:val="0"/>
           <w:strike w:val="0"/>
           <w:sz w:val="22"/>
@@ -7845,6 +8184,7 @@
         <w:rPr>
           <w:rFonts w:ascii="Calibri" w:cs="Calibri" w:eastAsia="Calibri" w:hAnsi="Calibri"/>
           <w:b w:val="0"/>
+          <w:bCs w:val="0"/>
           <w:smallCaps w:val="0"/>
           <w:strike w:val="0"/>
           <w:sz w:val="22"/>
@@ -7877,7 +8217,9 @@
         <w:rPr>
           <w:rFonts w:ascii="Verdana" w:cs="Verdana" w:eastAsia="Verdana" w:hAnsi="Verdana"/>
           <w:b w:val="0"/>
+          <w:bCs w:val="0"/>
           <w:i w:val="0"/>
+          <w:iCs w:val="0"/>
           <w:smallCaps w:val="0"/>
           <w:strike w:val="0"/>
           <w:color w:val="000000"/>
@@ -7917,6 +8259,7 @@
         <w:rPr>
           <w:rFonts w:ascii="Calibri" w:cs="Calibri" w:eastAsia="Calibri" w:hAnsi="Calibri"/>
           <w:b w:val="0"/>
+          <w:bCs w:val="0"/>
           <w:smallCaps w:val="0"/>
           <w:strike w:val="0"/>
           <w:sz w:val="22"/>
@@ -7930,6 +8273,7 @@
         <w:rPr>
           <w:rFonts w:ascii="Calibri" w:cs="Calibri" w:eastAsia="Calibri" w:hAnsi="Calibri"/>
           <w:b w:val="0"/>
+          <w:bCs w:val="0"/>
           <w:smallCaps w:val="0"/>
           <w:strike w:val="0"/>
           <w:sz w:val="22"/>
@@ -7972,6 +8316,7 @@
         <w:rPr>
           <w:rFonts w:ascii="Calibri" w:cs="Calibri" w:eastAsia="Calibri" w:hAnsi="Calibri"/>
           <w:b w:val="0"/>
+          <w:bCs w:val="0"/>
           <w:smallCaps w:val="0"/>
           <w:strike w:val="0"/>
           <w:sz w:val="22"/>
@@ -8014,6 +8359,7 @@
         <w:rPr>
           <w:rFonts w:ascii="Calibri" w:cs="Calibri" w:eastAsia="Calibri" w:hAnsi="Calibri"/>
           <w:b w:val="0"/>
+          <w:bCs w:val="0"/>
           <w:smallCaps w:val="0"/>
           <w:strike w:val="0"/>
           <w:sz w:val="22"/>
@@ -8046,7 +8392,9 @@
         <w:rPr>
           <w:rFonts w:ascii="Verdana" w:cs="Verdana" w:eastAsia="Verdana" w:hAnsi="Verdana"/>
           <w:b w:val="0"/>
+          <w:bCs w:val="0"/>
           <w:i w:val="0"/>
+          <w:iCs w:val="0"/>
           <w:smallCaps w:val="0"/>
           <w:strike w:val="0"/>
           <w:color w:val="000000"/>
@@ -8086,6 +8434,7 @@
         <w:rPr>
           <w:rFonts w:ascii="Calibri" w:cs="Calibri" w:eastAsia="Calibri" w:hAnsi="Calibri"/>
           <w:b w:val="0"/>
+          <w:bCs w:val="0"/>
           <w:smallCaps w:val="0"/>
           <w:strike w:val="0"/>
           <w:sz w:val="22"/>
@@ -8099,6 +8448,7 @@
         <w:rPr>
           <w:rFonts w:ascii="Calibri" w:cs="Calibri" w:eastAsia="Calibri" w:hAnsi="Calibri"/>
           <w:b w:val="0"/>
+          <w:bCs w:val="0"/>
           <w:smallCaps w:val="0"/>
           <w:strike w:val="0"/>
           <w:sz w:val="22"/>
@@ -8134,6 +8484,7 @@
         <w:rPr>
           <w:rFonts w:ascii="Calibri" w:cs="Calibri" w:eastAsia="Calibri" w:hAnsi="Calibri"/>
           <w:b w:val="0"/>
+          <w:bCs w:val="0"/>
           <w:smallCaps w:val="0"/>
           <w:strike w:val="0"/>
           <w:sz w:val="22"/>
@@ -8147,6 +8498,7 @@
         <w:rPr>
           <w:rFonts w:ascii="Calibri" w:cs="Calibri" w:eastAsia="Calibri" w:hAnsi="Calibri"/>
           <w:b w:val="0"/>
+          <w:bCs w:val="0"/>
           <w:smallCaps w:val="0"/>
           <w:strike w:val="0"/>
           <w:sz w:val="22"/>
@@ -8182,6 +8534,7 @@
         <w:rPr>
           <w:rFonts w:ascii="Calibri" w:cs="Calibri" w:eastAsia="Calibri" w:hAnsi="Calibri"/>
           <w:b w:val="0"/>
+          <w:bCs w:val="0"/>
           <w:smallCaps w:val="0"/>
           <w:strike w:val="0"/>
           <w:sz w:val="22"/>
@@ -8227,6 +8580,7 @@
         <w:rPr>
           <w:rFonts w:ascii="Calibri" w:cs="Calibri" w:eastAsia="Calibri" w:hAnsi="Calibri"/>
           <w:b w:val="0"/>
+          <w:bCs w:val="0"/>
           <w:smallCaps w:val="0"/>
           <w:strike w:val="0"/>
           <w:sz w:val="22"/>
@@ -8269,6 +8623,7 @@
         <w:rPr>
           <w:rFonts w:ascii="Calibri" w:cs="Calibri" w:eastAsia="Calibri" w:hAnsi="Calibri"/>
           <w:b w:val="0"/>
+          <w:bCs w:val="0"/>
           <w:smallCaps w:val="0"/>
           <w:strike w:val="0"/>
           <w:sz w:val="22"/>
@@ -8311,6 +8666,7 @@
         <w:rPr>
           <w:rFonts w:ascii="Calibri" w:cs="Calibri" w:eastAsia="Calibri" w:hAnsi="Calibri"/>
           <w:b w:val="0"/>
+          <w:bCs w:val="0"/>
           <w:smallCaps w:val="0"/>
           <w:strike w:val="0"/>
           <w:sz w:val="22"/>
@@ -8353,6 +8709,7 @@
         <w:rPr>
           <w:rFonts w:ascii="Calibri" w:cs="Calibri" w:eastAsia="Calibri" w:hAnsi="Calibri"/>
           <w:b w:val="0"/>
+          <w:bCs w:val="0"/>
           <w:smallCaps w:val="0"/>
           <w:strike w:val="0"/>
           <w:sz w:val="22"/>
@@ -8385,7 +8742,9 @@
         <w:rPr>
           <w:rFonts w:ascii="Calibri" w:cs="Calibri" w:eastAsia="Calibri" w:hAnsi="Calibri"/>
           <w:b w:val="0"/>
+          <w:bCs w:val="0"/>
           <w:i w:val="0"/>
+          <w:iCs w:val="0"/>
           <w:smallCaps w:val="0"/>
           <w:strike w:val="0"/>
           <w:color w:val="000000"/>
@@ -8422,7 +8781,9 @@
         <w:rPr>
           <w:rFonts w:ascii="Cambria" w:cs="Cambria" w:eastAsia="Cambria" w:hAnsi="Cambria"/>
           <w:b w:val="1"/>
+          <w:bCs w:val="1"/>
           <w:i w:val="0"/>
+          <w:iCs w:val="0"/>
           <w:smallCaps w:val="0"/>
           <w:strike w:val="0"/>
           <w:color w:val="4f81bd"/>
@@ -8439,7 +8800,9 @@
         <w:rPr>
           <w:rFonts w:ascii="Cambria" w:cs="Cambria" w:eastAsia="Cambria" w:hAnsi="Cambria"/>
           <w:b w:val="1"/>
+          <w:bCs w:val="1"/>
           <w:i w:val="0"/>
+          <w:iCs w:val="0"/>
           <w:smallCaps w:val="0"/>
           <w:strike w:val="0"/>
           <w:color w:val="4f81bd"/>
@@ -8476,6 +8839,7 @@
         <w:rPr>
           <w:rFonts w:ascii="Calibri" w:cs="Calibri" w:eastAsia="Calibri" w:hAnsi="Calibri"/>
           <w:b w:val="0"/>
+          <w:bCs w:val="0"/>
           <w:smallCaps w:val="0"/>
           <w:strike w:val="0"/>
           <w:sz w:val="22"/>
@@ -8489,6 +8853,7 @@
         <w:rPr>
           <w:rFonts w:ascii="Calibri" w:cs="Calibri" w:eastAsia="Calibri" w:hAnsi="Calibri"/>
           <w:b w:val="0"/>
+          <w:bCs w:val="0"/>
           <w:smallCaps w:val="0"/>
           <w:strike w:val="0"/>
           <w:sz w:val="22"/>
@@ -8524,6 +8889,7 @@
         <w:rPr>
           <w:rFonts w:ascii="Calibri" w:cs="Calibri" w:eastAsia="Calibri" w:hAnsi="Calibri"/>
           <w:b w:val="0"/>
+          <w:bCs w:val="0"/>
           <w:smallCaps w:val="0"/>
           <w:strike w:val="0"/>
           <w:sz w:val="22"/>
@@ -8537,6 +8903,7 @@
         <w:rPr>
           <w:rFonts w:ascii="Calibri" w:cs="Calibri" w:eastAsia="Calibri" w:hAnsi="Calibri"/>
           <w:b w:val="0"/>
+          <w:bCs w:val="0"/>
           <w:smallCaps w:val="0"/>
           <w:strike w:val="0"/>
           <w:sz w:val="22"/>
@@ -8552,6 +8919,7 @@
         <w:rPr>
           <w:rFonts w:ascii="Calibri" w:cs="Calibri" w:eastAsia="Calibri" w:hAnsi="Calibri"/>
           <w:b w:val="1"/>
+          <w:bCs w:val="1"/>
           <w:smallCaps w:val="0"/>
           <w:strike w:val="0"/>
           <w:sz w:val="22"/>
@@ -8567,6 +8935,7 @@
         <w:rPr>
           <w:rFonts w:ascii="Calibri" w:cs="Calibri" w:eastAsia="Calibri" w:hAnsi="Calibri"/>
           <w:b w:val="0"/>
+          <w:bCs w:val="0"/>
           <w:smallCaps w:val="0"/>
           <w:strike w:val="0"/>
           <w:sz w:val="22"/>
@@ -8602,7 +8971,9 @@
         <w:rPr>
           <w:rFonts w:ascii="Calibri" w:cs="Calibri" w:eastAsia="Calibri" w:hAnsi="Calibri"/>
           <w:b w:val="0"/>
+          <w:bCs w:val="0"/>
           <w:i w:val="1"/>
+          <w:iCs w:val="1"/>
           <w:smallCaps w:val="0"/>
           <w:strike w:val="0"/>
           <w:color w:val="548dd4"/>
@@ -8639,7 +9010,9 @@
         <w:rPr>
           <w:rFonts w:ascii="Verdana" w:cs="Verdana" w:eastAsia="Verdana" w:hAnsi="Verdana"/>
           <w:b w:val="0"/>
+          <w:bCs w:val="0"/>
           <w:i w:val="0"/>
+          <w:iCs w:val="0"/>
           <w:smallCaps w:val="0"/>
           <w:strike w:val="0"/>
           <w:color w:val="000000"/>
@@ -8679,7 +9052,9 @@
         <w:rPr>
           <w:rFonts w:ascii="Calibri" w:cs="Calibri" w:eastAsia="Calibri" w:hAnsi="Calibri"/>
           <w:b w:val="0"/>
+          <w:bCs w:val="0"/>
           <w:i w:val="1"/>
+          <w:iCs w:val="1"/>
           <w:smallCaps w:val="0"/>
           <w:strike w:val="0"/>
           <w:color w:val="548dd4"/>
@@ -8716,7 +9091,9 @@
         <w:rPr>
           <w:rFonts w:ascii="Cambria" w:cs="Cambria" w:eastAsia="Cambria" w:hAnsi="Cambria"/>
           <w:b w:val="1"/>
+          <w:bCs w:val="1"/>
           <w:i w:val="0"/>
+          <w:iCs w:val="0"/>
           <w:smallCaps w:val="0"/>
           <w:strike w:val="0"/>
           <w:color w:val="4f81bd"/>
@@ -8742,6 +9119,7 @@
         <w:rPr>
           <w:rFonts w:ascii="Cambria" w:cs="Cambria" w:eastAsia="Cambria" w:hAnsi="Cambria"/>
           <w:b w:val="1"/>
+          <w:bCs w:val="1"/>
           <w:color w:val="365f91"/>
           <w:sz w:val="28"/>
           <w:szCs w:val="28"/>
@@ -8779,7 +9157,9 @@
         <w:rPr>
           <w:rFonts w:ascii="Cambria" w:cs="Cambria" w:eastAsia="Cambria" w:hAnsi="Cambria"/>
           <w:b w:val="1"/>
+          <w:bCs w:val="1"/>
           <w:i w:val="0"/>
+          <w:iCs w:val="0"/>
           <w:smallCaps w:val="0"/>
           <w:strike w:val="0"/>
           <w:color w:val="365f91"/>
@@ -8796,7 +9176,9 @@
         <w:rPr>
           <w:rFonts w:ascii="Cambria" w:cs="Cambria" w:eastAsia="Cambria" w:hAnsi="Cambria"/>
           <w:b w:val="1"/>
+          <w:bCs w:val="1"/>
           <w:i w:val="0"/>
+          <w:iCs w:val="0"/>
           <w:smallCaps w:val="0"/>
           <w:strike w:val="0"/>
           <w:color w:val="365f91"/>
@@ -8841,7 +9223,9 @@
         <w:rPr>
           <w:rFonts w:ascii="Cambria" w:cs="Cambria" w:eastAsia="Cambria" w:hAnsi="Cambria"/>
           <w:b w:val="1"/>
+          <w:bCs w:val="1"/>
           <w:i w:val="0"/>
+          <w:iCs w:val="0"/>
           <w:smallCaps w:val="0"/>
           <w:strike w:val="0"/>
           <w:color w:val="4f81bd"/>
@@ -8858,7 +9242,9 @@
         <w:rPr>
           <w:rFonts w:ascii="Cambria" w:cs="Cambria" w:eastAsia="Cambria" w:hAnsi="Cambria"/>
           <w:b w:val="1"/>
+          <w:bCs w:val="1"/>
           <w:i w:val="0"/>
+          <w:iCs w:val="0"/>
           <w:smallCaps w:val="0"/>
           <w:strike w:val="0"/>
           <w:color w:val="4f81bd"/>
@@ -8892,7 +9278,9 @@
         <w:rPr>
           <w:rFonts w:ascii="Times New Roman" w:cs="Times New Roman" w:eastAsia="Times New Roman" w:hAnsi="Times New Roman"/>
           <w:b w:val="1"/>
+          <w:bCs w:val="1"/>
           <w:i w:val="1"/>
+          <w:iCs w:val="1"/>
           <w:smallCaps w:val="0"/>
           <w:strike w:val="0"/>
           <w:color w:val="000000"/>
@@ -8967,7 +9355,9 @@
               <w:rPr>
                 <w:rFonts w:ascii="Calibri" w:cs="Calibri" w:eastAsia="Calibri" w:hAnsi="Calibri"/>
                 <w:b w:val="0"/>
+                <w:bCs w:val="0"/>
                 <w:i w:val="0"/>
+                <w:iCs w:val="0"/>
                 <w:smallCaps w:val="0"/>
                 <w:strike w:val="0"/>
                 <w:color w:val="000000"/>
@@ -8982,7 +9372,9 @@
               <w:rPr>
                 <w:rFonts w:ascii="Calibri" w:cs="Calibri" w:eastAsia="Calibri" w:hAnsi="Calibri"/>
                 <w:b w:val="0"/>
+                <w:bCs w:val="0"/>
                 <w:i w:val="0"/>
+                <w:iCs w:val="0"/>
                 <w:smallCaps w:val="0"/>
                 <w:strike w:val="0"/>
                 <w:color w:val="000000"/>
@@ -9029,6 +9421,7 @@
               <w:rPr>
                 <w:rFonts w:ascii="Calibri" w:cs="Calibri" w:eastAsia="Calibri" w:hAnsi="Calibri"/>
                 <w:b w:val="0"/>
+                <w:bCs w:val="0"/>
                 <w:smallCaps w:val="0"/>
                 <w:strike w:val="0"/>
                 <w:sz w:val="22"/>
@@ -9042,6 +9435,7 @@
               <w:rPr>
                 <w:rFonts w:ascii="Calibri" w:cs="Calibri" w:eastAsia="Calibri" w:hAnsi="Calibri"/>
                 <w:b w:val="0"/>
+                <w:bCs w:val="0"/>
                 <w:smallCaps w:val="0"/>
                 <w:strike w:val="0"/>
                 <w:sz w:val="22"/>
@@ -9080,7 +9474,9 @@
               <w:rPr>
                 <w:rFonts w:ascii="Calibri" w:cs="Calibri" w:eastAsia="Calibri" w:hAnsi="Calibri"/>
                 <w:b w:val="0"/>
+                <w:bCs w:val="0"/>
                 <w:i w:val="1"/>
+                <w:iCs w:val="1"/>
                 <w:smallCaps w:val="0"/>
                 <w:strike w:val="0"/>
                 <w:color w:val="548dd4"/>
@@ -9130,6 +9526,7 @@
               <w:rPr>
                 <w:rFonts w:ascii="Calibri" w:cs="Calibri" w:eastAsia="Calibri" w:hAnsi="Calibri"/>
                 <w:b w:val="0"/>
+                <w:bCs w:val="0"/>
                 <w:smallCaps w:val="0"/>
                 <w:strike w:val="0"/>
                 <w:sz w:val="22"/>
@@ -9143,6 +9540,7 @@
               <w:rPr>
                 <w:rFonts w:ascii="Calibri" w:cs="Calibri" w:eastAsia="Calibri" w:hAnsi="Calibri"/>
                 <w:b w:val="0"/>
+                <w:bCs w:val="0"/>
                 <w:smallCaps w:val="0"/>
                 <w:strike w:val="0"/>
                 <w:sz w:val="22"/>
@@ -9181,7 +9579,9 @@
               <w:rPr>
                 <w:rFonts w:ascii="Calibri" w:cs="Calibri" w:eastAsia="Calibri" w:hAnsi="Calibri"/>
                 <w:b w:val="0"/>
+                <w:bCs w:val="0"/>
                 <w:i w:val="1"/>
+                <w:iCs w:val="1"/>
                 <w:smallCaps w:val="0"/>
                 <w:strike w:val="0"/>
                 <w:color w:val="548dd4"/>
@@ -9221,7 +9621,9 @@
               <w:rPr>
                 <w:rFonts w:ascii="Calibri" w:cs="Calibri" w:eastAsia="Calibri" w:hAnsi="Calibri"/>
                 <w:b w:val="0"/>
+                <w:bCs w:val="0"/>
                 <w:i w:val="1"/>
+                <w:iCs w:val="1"/>
                 <w:smallCaps w:val="0"/>
                 <w:strike w:val="0"/>
                 <w:color w:val="548dd4"/>
@@ -9271,6 +9673,7 @@
               <w:rPr>
                 <w:rFonts w:ascii="Calibri" w:cs="Calibri" w:eastAsia="Calibri" w:hAnsi="Calibri"/>
                 <w:b w:val="0"/>
+                <w:bCs w:val="0"/>
                 <w:smallCaps w:val="0"/>
                 <w:strike w:val="0"/>
                 <w:sz w:val="22"/>
@@ -9284,6 +9687,7 @@
               <w:rPr>
                 <w:rFonts w:ascii="Calibri" w:cs="Calibri" w:eastAsia="Calibri" w:hAnsi="Calibri"/>
                 <w:b w:val="0"/>
+                <w:bCs w:val="0"/>
                 <w:smallCaps w:val="0"/>
                 <w:strike w:val="0"/>
                 <w:sz w:val="22"/>
@@ -9322,7 +9726,9 @@
               <w:rPr>
                 <w:rFonts w:ascii="Calibri" w:cs="Calibri" w:eastAsia="Calibri" w:hAnsi="Calibri"/>
                 <w:b w:val="0"/>
+                <w:bCs w:val="0"/>
                 <w:i w:val="1"/>
+                <w:iCs w:val="1"/>
                 <w:smallCaps w:val="0"/>
                 <w:strike w:val="0"/>
                 <w:color w:val="548dd4"/>
@@ -9362,7 +9768,9 @@
               <w:rPr>
                 <w:rFonts w:ascii="Calibri" w:cs="Calibri" w:eastAsia="Calibri" w:hAnsi="Calibri"/>
                 <w:b w:val="0"/>
+                <w:bCs w:val="0"/>
                 <w:i w:val="1"/>
+                <w:iCs w:val="1"/>
                 <w:smallCaps w:val="0"/>
                 <w:strike w:val="0"/>
                 <w:color w:val="548dd4"/>
@@ -9412,6 +9820,7 @@
               <w:rPr>
                 <w:rFonts w:ascii="Calibri" w:cs="Calibri" w:eastAsia="Calibri" w:hAnsi="Calibri"/>
                 <w:b w:val="0"/>
+                <w:bCs w:val="0"/>
                 <w:smallCaps w:val="0"/>
                 <w:strike w:val="0"/>
                 <w:sz w:val="22"/>
@@ -9425,6 +9834,7 @@
               <w:rPr>
                 <w:rFonts w:ascii="Calibri" w:cs="Calibri" w:eastAsia="Calibri" w:hAnsi="Calibri"/>
                 <w:b w:val="0"/>
+                <w:bCs w:val="0"/>
                 <w:smallCaps w:val="0"/>
                 <w:strike w:val="0"/>
                 <w:sz w:val="22"/>
@@ -9463,7 +9873,9 @@
               <w:rPr>
                 <w:rFonts w:ascii="Calibri" w:cs="Calibri" w:eastAsia="Calibri" w:hAnsi="Calibri"/>
                 <w:b w:val="0"/>
+                <w:bCs w:val="0"/>
                 <w:i w:val="1"/>
+                <w:iCs w:val="1"/>
                 <w:smallCaps w:val="0"/>
                 <w:strike w:val="0"/>
                 <w:color w:val="548dd4"/>
@@ -9503,7 +9915,9 @@
               <w:rPr>
                 <w:rFonts w:ascii="Calibri" w:cs="Calibri" w:eastAsia="Calibri" w:hAnsi="Calibri"/>
                 <w:b w:val="0"/>
+                <w:bCs w:val="0"/>
                 <w:i w:val="1"/>
+                <w:iCs w:val="1"/>
                 <w:smallCaps w:val="0"/>
                 <w:strike w:val="0"/>
                 <w:color w:val="548dd4"/>
@@ -9553,6 +9967,7 @@
               <w:rPr>
                 <w:rFonts w:ascii="Calibri" w:cs="Calibri" w:eastAsia="Calibri" w:hAnsi="Calibri"/>
                 <w:b w:val="0"/>
+                <w:bCs w:val="0"/>
                 <w:smallCaps w:val="0"/>
                 <w:strike w:val="0"/>
                 <w:sz w:val="22"/>
@@ -9566,6 +9981,7 @@
               <w:rPr>
                 <w:rFonts w:ascii="Calibri" w:cs="Calibri" w:eastAsia="Calibri" w:hAnsi="Calibri"/>
                 <w:b w:val="0"/>
+                <w:bCs w:val="0"/>
                 <w:smallCaps w:val="0"/>
                 <w:strike w:val="0"/>
                 <w:sz w:val="22"/>
@@ -9604,7 +10020,9 @@
               <w:rPr>
                 <w:rFonts w:ascii="Calibri" w:cs="Calibri" w:eastAsia="Calibri" w:hAnsi="Calibri"/>
                 <w:b w:val="0"/>
+                <w:bCs w:val="0"/>
                 <w:i w:val="1"/>
+                <w:iCs w:val="1"/>
                 <w:smallCaps w:val="0"/>
                 <w:strike w:val="0"/>
                 <w:color w:val="548dd4"/>
@@ -9658,6 +10076,7 @@
               <w:rPr>
                 <w:rFonts w:ascii="Calibri" w:cs="Calibri" w:eastAsia="Calibri" w:hAnsi="Calibri"/>
                 <w:b w:val="0"/>
+                <w:bCs w:val="0"/>
                 <w:smallCaps w:val="0"/>
                 <w:strike w:val="0"/>
                 <w:sz w:val="22"/>
@@ -9671,6 +10090,7 @@
               <w:rPr>
                 <w:rFonts w:ascii="Calibri" w:cs="Calibri" w:eastAsia="Calibri" w:hAnsi="Calibri"/>
                 <w:b w:val="0"/>
+                <w:bCs w:val="0"/>
                 <w:smallCaps w:val="0"/>
                 <w:strike w:val="0"/>
                 <w:sz w:val="22"/>
@@ -9713,7 +10133,9 @@
               <w:rPr>
                 <w:rFonts w:ascii="Calibri" w:cs="Calibri" w:eastAsia="Calibri" w:hAnsi="Calibri"/>
                 <w:b w:val="0"/>
+                <w:bCs w:val="0"/>
                 <w:i w:val="1"/>
+                <w:iCs w:val="1"/>
                 <w:smallCaps w:val="0"/>
                 <w:strike w:val="0"/>
                 <w:color w:val="548dd4"/>
@@ -9763,6 +10185,7 @@
               <w:rPr>
                 <w:rFonts w:ascii="Calibri" w:cs="Calibri" w:eastAsia="Calibri" w:hAnsi="Calibri"/>
                 <w:b w:val="0"/>
+                <w:bCs w:val="0"/>
                 <w:smallCaps w:val="0"/>
                 <w:strike w:val="0"/>
                 <w:sz w:val="22"/>
@@ -9776,6 +10199,7 @@
               <w:rPr>
                 <w:rFonts w:ascii="Calibri" w:cs="Calibri" w:eastAsia="Calibri" w:hAnsi="Calibri"/>
                 <w:b w:val="0"/>
+                <w:bCs w:val="0"/>
                 <w:smallCaps w:val="0"/>
                 <w:strike w:val="0"/>
                 <w:sz w:val="22"/>
@@ -9814,7 +10238,9 @@
               <w:rPr>
                 <w:rFonts w:ascii="Calibri" w:cs="Calibri" w:eastAsia="Calibri" w:hAnsi="Calibri"/>
                 <w:b w:val="0"/>
+                <w:bCs w:val="0"/>
                 <w:i w:val="1"/>
+                <w:iCs w:val="1"/>
                 <w:smallCaps w:val="0"/>
                 <w:strike w:val="0"/>
                 <w:color w:val="548dd4"/>
@@ -9864,6 +10290,7 @@
               <w:rPr>
                 <w:rFonts w:ascii="Calibri" w:cs="Calibri" w:eastAsia="Calibri" w:hAnsi="Calibri"/>
                 <w:b w:val="0"/>
+                <w:bCs w:val="0"/>
                 <w:smallCaps w:val="0"/>
                 <w:strike w:val="0"/>
                 <w:sz w:val="22"/>
@@ -9877,6 +10304,7 @@
               <w:rPr>
                 <w:rFonts w:ascii="Calibri" w:cs="Calibri" w:eastAsia="Calibri" w:hAnsi="Calibri"/>
                 <w:b w:val="0"/>
+                <w:bCs w:val="0"/>
                 <w:smallCaps w:val="0"/>
                 <w:strike w:val="0"/>
                 <w:sz w:val="22"/>
@@ -9915,7 +10343,9 @@
               <w:rPr>
                 <w:rFonts w:ascii="Calibri" w:cs="Calibri" w:eastAsia="Calibri" w:hAnsi="Calibri"/>
                 <w:b w:val="0"/>
+                <w:bCs w:val="0"/>
                 <w:i w:val="1"/>
+                <w:iCs w:val="1"/>
                 <w:smallCaps w:val="0"/>
                 <w:strike w:val="0"/>
                 <w:color w:val="548dd4"/>
@@ -9965,6 +10395,7 @@
               <w:rPr>
                 <w:rFonts w:ascii="Calibri" w:cs="Calibri" w:eastAsia="Calibri" w:hAnsi="Calibri"/>
                 <w:b w:val="0"/>
+                <w:bCs w:val="0"/>
                 <w:smallCaps w:val="0"/>
                 <w:strike w:val="0"/>
                 <w:sz w:val="22"/>
@@ -9978,6 +10409,7 @@
               <w:rPr>
                 <w:rFonts w:ascii="Calibri" w:cs="Calibri" w:eastAsia="Calibri" w:hAnsi="Calibri"/>
                 <w:b w:val="0"/>
+                <w:bCs w:val="0"/>
                 <w:smallCaps w:val="0"/>
                 <w:strike w:val="0"/>
                 <w:sz w:val="22"/>
@@ -10016,7 +10448,9 @@
               <w:rPr>
                 <w:rFonts w:ascii="Calibri" w:cs="Calibri" w:eastAsia="Calibri" w:hAnsi="Calibri"/>
                 <w:b w:val="0"/>
+                <w:bCs w:val="0"/>
                 <w:i w:val="1"/>
+                <w:iCs w:val="1"/>
                 <w:smallCaps w:val="0"/>
                 <w:strike w:val="0"/>
                 <w:color w:val="548dd4"/>
@@ -10066,6 +10500,7 @@
               <w:rPr>
                 <w:rFonts w:ascii="Calibri" w:cs="Calibri" w:eastAsia="Calibri" w:hAnsi="Calibri"/>
                 <w:b w:val="0"/>
+                <w:bCs w:val="0"/>
                 <w:smallCaps w:val="0"/>
                 <w:strike w:val="0"/>
                 <w:sz w:val="22"/>
@@ -10079,6 +10514,7 @@
               <w:rPr>
                 <w:rFonts w:ascii="Calibri" w:cs="Calibri" w:eastAsia="Calibri" w:hAnsi="Calibri"/>
                 <w:b w:val="0"/>
+                <w:bCs w:val="0"/>
                 <w:smallCaps w:val="0"/>
                 <w:strike w:val="0"/>
                 <w:sz w:val="22"/>
@@ -10117,7 +10553,9 @@
               <w:rPr>
                 <w:rFonts w:ascii="Calibri" w:cs="Calibri" w:eastAsia="Calibri" w:hAnsi="Calibri"/>
                 <w:b w:val="0"/>
+                <w:bCs w:val="0"/>
                 <w:i w:val="1"/>
+                <w:iCs w:val="1"/>
                 <w:smallCaps w:val="0"/>
                 <w:strike w:val="0"/>
                 <w:color w:val="548dd4"/>
@@ -10160,7 +10598,9 @@
         <w:rPr>
           <w:rFonts w:ascii="Cambria" w:cs="Cambria" w:eastAsia="Cambria" w:hAnsi="Cambria"/>
           <w:b w:val="1"/>
+          <w:bCs w:val="1"/>
           <w:i w:val="0"/>
+          <w:iCs w:val="0"/>
           <w:smallCaps w:val="0"/>
           <w:strike w:val="0"/>
           <w:color w:val="365f91"/>
@@ -13233,6 +13673,7 @@
     <w:rPr>
       <w:rFonts w:ascii="Cambria" w:cs="Cambria" w:eastAsia="Cambria" w:hAnsi="Cambria"/>
       <w:b w:val="1"/>
+      <w:bCs w:val="1"/>
       <w:color w:val="365f91"/>
       <w:sz w:val="28"/>
       <w:szCs w:val="28"/>
@@ -13249,6 +13690,7 @@
     <w:rPr>
       <w:rFonts w:ascii="Cambria" w:cs="Cambria" w:eastAsia="Cambria" w:hAnsi="Cambria"/>
       <w:b w:val="1"/>
+      <w:bCs w:val="1"/>
       <w:color w:val="4f81bd"/>
       <w:sz w:val="26"/>
       <w:szCs w:val="26"/>
@@ -13265,6 +13707,7 @@
     <w:rPr>
       <w:rFonts w:ascii="Cambria" w:cs="Cambria" w:eastAsia="Cambria" w:hAnsi="Cambria"/>
       <w:b w:val="1"/>
+      <w:bCs w:val="1"/>
       <w:color w:val="4f81bd"/>
     </w:rPr>
   </w:style>
@@ -13279,7 +13722,9 @@
     <w:rPr>
       <w:rFonts w:ascii="Cambria" w:cs="Cambria" w:eastAsia="Cambria" w:hAnsi="Cambria"/>
       <w:b w:val="1"/>
+      <w:bCs w:val="1"/>
       <w:i w:val="1"/>
+      <w:iCs w:val="1"/>
       <w:color w:val="4f81bd"/>
     </w:rPr>
   </w:style>
@@ -13295,6 +13740,7 @@
     </w:pPr>
     <w:rPr>
       <w:b w:val="1"/>
+      <w:bCs w:val="1"/>
       <w:sz w:val="22"/>
       <w:szCs w:val="22"/>
     </w:rPr>
@@ -13311,6 +13757,7 @@
     </w:pPr>
     <w:rPr>
       <w:b w:val="1"/>
+      <w:bCs w:val="1"/>
       <w:sz w:val="20"/>
       <w:szCs w:val="20"/>
     </w:rPr>
@@ -13345,6 +13792,7 @@
     <w:rPr>
       <w:rFonts w:ascii="Georgia" w:cs="Georgia" w:eastAsia="Georgia" w:hAnsi="Georgia"/>
       <w:i w:val="1"/>
+      <w:iCs w:val="1"/>
       <w:color w:val="666666"/>
       <w:sz w:val="48"/>
       <w:szCs w:val="48"/>

--- a/Etapa Inicio/Plan de SQA - Kairos - NexTech.docx
+++ b/Etapa Inicio/Plan de SQA - Kairos - NexTech.docx
@@ -1021,12 +1021,12 @@
             <wp:extent cx="1200150" cy="1200150"/>
             <wp:effectExtent b="0" l="0" r="0" t="0"/>
             <wp:wrapSquare wrapText="bothSides" distB="0" distT="0" distL="114300" distR="114300"/>
-            <wp:docPr descr="psi-negro.png" id="17" name="image2.png"/>
+            <wp:docPr descr="psi-negro.png" id="17" name="image3.png"/>
             <a:graphic>
               <a:graphicData uri="http://schemas.openxmlformats.org/drawingml/2006/picture">
                 <pic:pic>
                   <pic:nvPicPr>
-                    <pic:cNvPr descr="psi-negro.png" id="0" name="image2.png"/>
+                    <pic:cNvPr descr="psi-negro.png" id="0" name="image3.png"/>
                     <pic:cNvPicPr preferRelativeResize="0"/>
                   </pic:nvPicPr>
                   <pic:blipFill>
@@ -1078,12 +1078,12 @@
             <wp:extent cx="1774189" cy="2462530"/>
             <wp:effectExtent b="0" l="0" r="0" t="0"/>
             <wp:wrapSquare wrapText="bothSides" distB="0" distT="0" distL="114300" distR="114300"/>
-            <wp:docPr id="20" name="image5.png"/>
+            <wp:docPr id="20" name="image6.png"/>
             <a:graphic>
               <a:graphicData uri="http://schemas.openxmlformats.org/drawingml/2006/picture">
                 <pic:pic>
                   <pic:nvPicPr>
-                    <pic:cNvPr id="0" name="image5.png"/>
+                    <pic:cNvPr id="0" name="image6.png"/>
                     <pic:cNvPicPr preferRelativeResize="0"/>
                   </pic:nvPicPr>
                   <pic:blipFill>
@@ -1394,12 +1394,12 @@
             <wp:extent cx="1200150" cy="1200150"/>
             <wp:effectExtent b="0" l="0" r="0" t="0"/>
             <wp:wrapSquare wrapText="bothSides" distB="0" distT="0" distL="114300" distR="114300"/>
-            <wp:docPr descr="psi-negro.png" id="14" name="image2.png"/>
+            <wp:docPr descr="psi-negro.png" id="14" name="image3.png"/>
             <a:graphic>
               <a:graphicData uri="http://schemas.openxmlformats.org/drawingml/2006/picture">
                 <pic:pic>
                   <pic:nvPicPr>
-                    <pic:cNvPr descr="psi-negro.png" id="0" name="image2.png"/>
+                    <pic:cNvPr descr="psi-negro.png" id="0" name="image3.png"/>
                     <pic:cNvPicPr preferRelativeResize="0"/>
                   </pic:nvPicPr>
                   <pic:blipFill>
@@ -1490,7 +1490,7 @@
     </w:p>
     <w:sdt>
       <w:sdtPr>
-        <w:id w:val="-104899640"/>
+        <w:id w:val="-510164199"/>
         <w:docPartObj>
           <w:docPartGallery w:val="Table of Contents"/>
           <w:docPartUnique w:val="1"/>
@@ -7095,12 +7095,12 @@
             <wp:extent cx="3914773" cy="366057"/>
             <wp:effectExtent b="0" l="0" r="0" t="0"/>
             <wp:wrapSquare wrapText="bothSides" distB="114300" distT="114300" distL="114300" distR="114300"/>
-            <wp:docPr id="13" name="image6.png"/>
+            <wp:docPr id="13" name="image5.png"/>
             <a:graphic>
               <a:graphicData uri="http://schemas.openxmlformats.org/drawingml/2006/picture">
                 <pic:pic>
                   <pic:nvPicPr>
-                    <pic:cNvPr id="0" name="image6.png"/>
+                    <pic:cNvPr id="0" name="image5.png"/>
                     <pic:cNvPicPr preferRelativeResize="0"/>
                   </pic:nvPicPr>
                   <pic:blipFill>
@@ -11459,12 +11459,12 @@
           <wp:extent cx="669290" cy="669290"/>
           <wp:effectExtent b="0" l="0" r="0" t="0"/>
           <wp:wrapSquare wrapText="bothSides" distB="0" distT="0" distL="114300" distR="114300"/>
-          <wp:docPr descr="psi-negro.png" id="15" name="image1.png"/>
+          <wp:docPr descr="psi-negro.png" id="15" name="image2.png"/>
           <a:graphic>
             <a:graphicData uri="http://schemas.openxmlformats.org/drawingml/2006/picture">
               <pic:pic>
                 <pic:nvPicPr>
-                  <pic:cNvPr descr="psi-negro.png" id="0" name="image1.png"/>
+                  <pic:cNvPr descr="psi-negro.png" id="0" name="image2.png"/>
                   <pic:cNvPicPr preferRelativeResize="0"/>
                 </pic:nvPicPr>
                 <pic:blipFill>
@@ -11504,12 +11504,12 @@
           <wp:extent cx="425450" cy="666750"/>
           <wp:effectExtent b="0" l="0" r="0" t="0"/>
           <wp:wrapSquare wrapText="bothSides" distB="0" distT="0" distL="114300" distR="114300"/>
-          <wp:docPr descr="UNPA.JPG" id="19" name="image3.jpg"/>
+          <wp:docPr descr="UNPA.JPG" id="19" name="image1.jpg"/>
           <a:graphic>
             <a:graphicData uri="http://schemas.openxmlformats.org/drawingml/2006/picture">
               <pic:pic>
                 <pic:nvPicPr>
-                  <pic:cNvPr descr="UNPA.JPG" id="0" name="image3.jpg"/>
+                  <pic:cNvPr descr="UNPA.JPG" id="0" name="image1.jpg"/>
                   <pic:cNvPicPr preferRelativeResize="0"/>
                 </pic:nvPicPr>
                 <pic:blipFill>

--- a/Etapa Inicio/Plan de SQA - Kairos - NexTech.docx
+++ b/Etapa Inicio/Plan de SQA - Kairos - NexTech.docx
@@ -1021,12 +1021,12 @@
             <wp:extent cx="1200150" cy="1200150"/>
             <wp:effectExtent b="0" l="0" r="0" t="0"/>
             <wp:wrapSquare wrapText="bothSides" distB="0" distT="0" distL="114300" distR="114300"/>
-            <wp:docPr descr="psi-negro.png" id="17" name="image3.png"/>
+            <wp:docPr descr="psi-negro.png" id="17" name="image1.png"/>
             <a:graphic>
               <a:graphicData uri="http://schemas.openxmlformats.org/drawingml/2006/picture">
                 <pic:pic>
                   <pic:nvPicPr>
-                    <pic:cNvPr descr="psi-negro.png" id="0" name="image3.png"/>
+                    <pic:cNvPr descr="psi-negro.png" id="0" name="image1.png"/>
                     <pic:cNvPicPr preferRelativeResize="0"/>
                   </pic:nvPicPr>
                   <pic:blipFill>
@@ -1394,12 +1394,12 @@
             <wp:extent cx="1200150" cy="1200150"/>
             <wp:effectExtent b="0" l="0" r="0" t="0"/>
             <wp:wrapSquare wrapText="bothSides" distB="0" distT="0" distL="114300" distR="114300"/>
-            <wp:docPr descr="psi-negro.png" id="14" name="image3.png"/>
+            <wp:docPr descr="psi-negro.png" id="14" name="image1.png"/>
             <a:graphic>
               <a:graphicData uri="http://schemas.openxmlformats.org/drawingml/2006/picture">
                 <pic:pic>
                   <pic:nvPicPr>
-                    <pic:cNvPr descr="psi-negro.png" id="0" name="image3.png"/>
+                    <pic:cNvPr descr="psi-negro.png" id="0" name="image1.png"/>
                     <pic:cNvPicPr preferRelativeResize="0"/>
                   </pic:nvPicPr>
                   <pic:blipFill>
@@ -1490,7 +1490,7 @@
     </w:p>
     <w:sdt>
       <w:sdtPr>
-        <w:id w:val="-510164199"/>
+        <w:id w:val="-1905500842"/>
         <w:docPartObj>
           <w:docPartGallery w:val="Table of Contents"/>
           <w:docPartUnique w:val="1"/>
@@ -6738,12 +6738,12 @@
             <wp:extent cx="3163253" cy="446100"/>
             <wp:effectExtent b="0" l="0" r="0" t="0"/>
             <wp:wrapSquare wrapText="bothSides" distB="114300" distT="114300" distL="114300" distR="114300"/>
-            <wp:docPr id="16" name="image4.png"/>
+            <wp:docPr id="16" name="image5.png"/>
             <a:graphic>
               <a:graphicData uri="http://schemas.openxmlformats.org/drawingml/2006/picture">
                 <pic:pic>
                   <pic:nvPicPr>
-                    <pic:cNvPr id="0" name="image4.png"/>
+                    <pic:cNvPr id="0" name="image5.png"/>
                     <pic:cNvPicPr preferRelativeResize="0"/>
                   </pic:nvPicPr>
                   <pic:blipFill>
@@ -7095,12 +7095,12 @@
             <wp:extent cx="3914773" cy="366057"/>
             <wp:effectExtent b="0" l="0" r="0" t="0"/>
             <wp:wrapSquare wrapText="bothSides" distB="114300" distT="114300" distL="114300" distR="114300"/>
-            <wp:docPr id="13" name="image5.png"/>
+            <wp:docPr id="13" name="image4.png"/>
             <a:graphic>
               <a:graphicData uri="http://schemas.openxmlformats.org/drawingml/2006/picture">
                 <pic:pic>
                   <pic:nvPicPr>
-                    <pic:cNvPr id="0" name="image5.png"/>
+                    <pic:cNvPr id="0" name="image4.png"/>
                     <pic:cNvPicPr preferRelativeResize="0"/>
                   </pic:nvPicPr>
                   <pic:blipFill>
@@ -11459,12 +11459,12 @@
           <wp:extent cx="669290" cy="669290"/>
           <wp:effectExtent b="0" l="0" r="0" t="0"/>
           <wp:wrapSquare wrapText="bothSides" distB="0" distT="0" distL="114300" distR="114300"/>
-          <wp:docPr descr="psi-negro.png" id="15" name="image2.png"/>
+          <wp:docPr descr="psi-negro.png" id="15" name="image3.png"/>
           <a:graphic>
             <a:graphicData uri="http://schemas.openxmlformats.org/drawingml/2006/picture">
               <pic:pic>
                 <pic:nvPicPr>
-                  <pic:cNvPr descr="psi-negro.png" id="0" name="image2.png"/>
+                  <pic:cNvPr descr="psi-negro.png" id="0" name="image3.png"/>
                   <pic:cNvPicPr preferRelativeResize="0"/>
                 </pic:nvPicPr>
                 <pic:blipFill>
@@ -11504,12 +11504,12 @@
           <wp:extent cx="425450" cy="666750"/>
           <wp:effectExtent b="0" l="0" r="0" t="0"/>
           <wp:wrapSquare wrapText="bothSides" distB="0" distT="0" distL="114300" distR="114300"/>
-          <wp:docPr descr="UNPA.JPG" id="19" name="image1.jpg"/>
+          <wp:docPr descr="UNPA.JPG" id="19" name="image2.jpg"/>
           <a:graphic>
             <a:graphicData uri="http://schemas.openxmlformats.org/drawingml/2006/picture">
               <pic:pic>
                 <pic:nvPicPr>
-                  <pic:cNvPr descr="UNPA.JPG" id="0" name="image1.jpg"/>
+                  <pic:cNvPr descr="UNPA.JPG" id="0" name="image2.jpg"/>
                   <pic:cNvPicPr preferRelativeResize="0"/>
                 </pic:nvPicPr>
                 <pic:blipFill>

--- a/Etapa Inicio/Plan de SQA - Kairos - NexTech.docx
+++ b/Etapa Inicio/Plan de SQA - Kairos - NexTech.docx
@@ -1490,7 +1490,7 @@
     </w:p>
     <w:sdt>
       <w:sdtPr>
-        <w:id w:val="-1905500842"/>
+        <w:id w:val="-1919036983"/>
         <w:docPartObj>
           <w:docPartGallery w:val="Table of Contents"/>
           <w:docPartUnique w:val="1"/>
@@ -11459,12 +11459,12 @@
           <wp:extent cx="669290" cy="669290"/>
           <wp:effectExtent b="0" l="0" r="0" t="0"/>
           <wp:wrapSquare wrapText="bothSides" distB="0" distT="0" distL="114300" distR="114300"/>
-          <wp:docPr descr="psi-negro.png" id="15" name="image3.png"/>
+          <wp:docPr descr="psi-negro.png" id="15" name="image2.png"/>
           <a:graphic>
             <a:graphicData uri="http://schemas.openxmlformats.org/drawingml/2006/picture">
               <pic:pic>
                 <pic:nvPicPr>
-                  <pic:cNvPr descr="psi-negro.png" id="0" name="image3.png"/>
+                  <pic:cNvPr descr="psi-negro.png" id="0" name="image2.png"/>
                   <pic:cNvPicPr preferRelativeResize="0"/>
                 </pic:nvPicPr>
                 <pic:blipFill>
@@ -11504,12 +11504,12 @@
           <wp:extent cx="425450" cy="666750"/>
           <wp:effectExtent b="0" l="0" r="0" t="0"/>
           <wp:wrapSquare wrapText="bothSides" distB="0" distT="0" distL="114300" distR="114300"/>
-          <wp:docPr descr="UNPA.JPG" id="19" name="image2.jpg"/>
+          <wp:docPr descr="UNPA.JPG" id="19" name="image3.jpg"/>
           <a:graphic>
             <a:graphicData uri="http://schemas.openxmlformats.org/drawingml/2006/picture">
               <pic:pic>
                 <pic:nvPicPr>
-                  <pic:cNvPr descr="UNPA.JPG" id="0" name="image2.jpg"/>
+                  <pic:cNvPr descr="UNPA.JPG" id="0" name="image3.jpg"/>
                   <pic:cNvPicPr preferRelativeResize="0"/>
                 </pic:nvPicPr>
                 <pic:blipFill>

--- a/Etapa Inicio/Plan de SQA - Kairos - NexTech.docx
+++ b/Etapa Inicio/Plan de SQA - Kairos - NexTech.docx
@@ -1021,12 +1021,12 @@
             <wp:extent cx="1200150" cy="1200150"/>
             <wp:effectExtent b="0" l="0" r="0" t="0"/>
             <wp:wrapSquare wrapText="bothSides" distB="0" distT="0" distL="114300" distR="114300"/>
-            <wp:docPr descr="psi-negro.png" id="17" name="image1.png"/>
+            <wp:docPr descr="psi-negro.png" id="17" name="image2.png"/>
             <a:graphic>
               <a:graphicData uri="http://schemas.openxmlformats.org/drawingml/2006/picture">
                 <pic:pic>
                   <pic:nvPicPr>
-                    <pic:cNvPr descr="psi-negro.png" id="0" name="image1.png"/>
+                    <pic:cNvPr descr="psi-negro.png" id="0" name="image2.png"/>
                     <pic:cNvPicPr preferRelativeResize="0"/>
                   </pic:nvPicPr>
                   <pic:blipFill>
@@ -1078,12 +1078,12 @@
             <wp:extent cx="1774189" cy="2462530"/>
             <wp:effectExtent b="0" l="0" r="0" t="0"/>
             <wp:wrapSquare wrapText="bothSides" distB="0" distT="0" distL="114300" distR="114300"/>
-            <wp:docPr id="20" name="image6.png"/>
+            <wp:docPr id="20" name="image4.png"/>
             <a:graphic>
               <a:graphicData uri="http://schemas.openxmlformats.org/drawingml/2006/picture">
                 <pic:pic>
                   <pic:nvPicPr>
-                    <pic:cNvPr id="0" name="image6.png"/>
+                    <pic:cNvPr id="0" name="image4.png"/>
                     <pic:cNvPicPr preferRelativeResize="0"/>
                   </pic:nvPicPr>
                   <pic:blipFill>
@@ -1394,12 +1394,12 @@
             <wp:extent cx="1200150" cy="1200150"/>
             <wp:effectExtent b="0" l="0" r="0" t="0"/>
             <wp:wrapSquare wrapText="bothSides" distB="0" distT="0" distL="114300" distR="114300"/>
-            <wp:docPr descr="psi-negro.png" id="14" name="image1.png"/>
+            <wp:docPr descr="psi-negro.png" id="14" name="image2.png"/>
             <a:graphic>
               <a:graphicData uri="http://schemas.openxmlformats.org/drawingml/2006/picture">
                 <pic:pic>
                   <pic:nvPicPr>
-                    <pic:cNvPr descr="psi-negro.png" id="0" name="image1.png"/>
+                    <pic:cNvPr descr="psi-negro.png" id="0" name="image2.png"/>
                     <pic:cNvPicPr preferRelativeResize="0"/>
                   </pic:nvPicPr>
                   <pic:blipFill>
@@ -1490,7 +1490,7 @@
     </w:p>
     <w:sdt>
       <w:sdtPr>
-        <w:id w:val="-1919036983"/>
+        <w:id w:val="-877055737"/>
         <w:docPartObj>
           <w:docPartGallery w:val="Table of Contents"/>
           <w:docPartUnique w:val="1"/>
@@ -6738,12 +6738,12 @@
             <wp:extent cx="3163253" cy="446100"/>
             <wp:effectExtent b="0" l="0" r="0" t="0"/>
             <wp:wrapSquare wrapText="bothSides" distB="114300" distT="114300" distL="114300" distR="114300"/>
-            <wp:docPr id="16" name="image5.png"/>
+            <wp:docPr id="16" name="image6.png"/>
             <a:graphic>
               <a:graphicData uri="http://schemas.openxmlformats.org/drawingml/2006/picture">
                 <pic:pic>
                   <pic:nvPicPr>
-                    <pic:cNvPr id="0" name="image5.png"/>
+                    <pic:cNvPr id="0" name="image6.png"/>
                     <pic:cNvPicPr preferRelativeResize="0"/>
                   </pic:nvPicPr>
                   <pic:blipFill>
@@ -7095,12 +7095,12 @@
             <wp:extent cx="3914773" cy="366057"/>
             <wp:effectExtent b="0" l="0" r="0" t="0"/>
             <wp:wrapSquare wrapText="bothSides" distB="114300" distT="114300" distL="114300" distR="114300"/>
-            <wp:docPr id="13" name="image4.png"/>
+            <wp:docPr id="13" name="image5.png"/>
             <a:graphic>
               <a:graphicData uri="http://schemas.openxmlformats.org/drawingml/2006/picture">
                 <pic:pic>
                   <pic:nvPicPr>
-                    <pic:cNvPr id="0" name="image4.png"/>
+                    <pic:cNvPr id="0" name="image5.png"/>
                     <pic:cNvPicPr preferRelativeResize="0"/>
                   </pic:nvPicPr>
                   <pic:blipFill>
@@ -11459,12 +11459,12 @@
           <wp:extent cx="669290" cy="669290"/>
           <wp:effectExtent b="0" l="0" r="0" t="0"/>
           <wp:wrapSquare wrapText="bothSides" distB="0" distT="0" distL="114300" distR="114300"/>
-          <wp:docPr descr="psi-negro.png" id="15" name="image2.png"/>
+          <wp:docPr descr="psi-negro.png" id="15" name="image3.png"/>
           <a:graphic>
             <a:graphicData uri="http://schemas.openxmlformats.org/drawingml/2006/picture">
               <pic:pic>
                 <pic:nvPicPr>
-                  <pic:cNvPr descr="psi-negro.png" id="0" name="image2.png"/>
+                  <pic:cNvPr descr="psi-negro.png" id="0" name="image3.png"/>
                   <pic:cNvPicPr preferRelativeResize="0"/>
                 </pic:nvPicPr>
                 <pic:blipFill>
@@ -11504,12 +11504,12 @@
           <wp:extent cx="425450" cy="666750"/>
           <wp:effectExtent b="0" l="0" r="0" t="0"/>
           <wp:wrapSquare wrapText="bothSides" distB="0" distT="0" distL="114300" distR="114300"/>
-          <wp:docPr descr="UNPA.JPG" id="19" name="image3.jpg"/>
+          <wp:docPr descr="UNPA.JPG" id="19" name="image1.jpg"/>
           <a:graphic>
             <a:graphicData uri="http://schemas.openxmlformats.org/drawingml/2006/picture">
               <pic:pic>
                 <pic:nvPicPr>
-                  <pic:cNvPr descr="UNPA.JPG" id="0" name="image3.jpg"/>
+                  <pic:cNvPr descr="UNPA.JPG" id="0" name="image1.jpg"/>
                   <pic:cNvPicPr preferRelativeResize="0"/>
                 </pic:nvPicPr>
                 <pic:blipFill>
